--- a/deliverables/pathway_3b_seaside_lagoons.docx
+++ b/deliverables/pathway_3b_seaside_lagoons.docx
@@ -2,7 +2,7 @@
 <file path=word/document.xml><?xml version="1.0" encoding="utf-8"?>
 <w:document xmlns:w="http://schemas.openxmlformats.org/wordprocessingml/2006/main" xmlns:m="http://schemas.openxmlformats.org/officeDocument/2006/math" xmlns:r="http://schemas.openxmlformats.org/officeDocument/2006/relationships" xmlns:o="urn:schemas-microsoft-com:office:office" xmlns:v="urn:schemas-microsoft-com:vml" xmlns:w10="urn:schemas-microsoft-com:office:word" xmlns:a="http://schemas.openxmlformats.org/drawingml/2006/main" xmlns:pic="http://schemas.openxmlformats.org/drawingml/2006/picture" xmlns:wp="http://schemas.openxmlformats.org/drawingml/2006/wordprocessingDrawing">
   <w:body>
-    <w:bookmarkStart w:id="26" w:name="X0a92719465738746b9a02207d8d3629b286fdd0"/>
+    <w:bookmarkStart w:id="16" w:name="X0a92719465738746b9a02207d8d3629b286fdd0"/>
     <w:p>
       <w:pPr>
         <w:pStyle w:val="Heading1"/>
@@ -11,7 +11,367 @@
         <w:t xml:space="preserve">Pathway 3b — The ESVA Seaside coastal lagoon system</w:t>
       </w:r>
     </w:p>
-    <w:bookmarkStart w:id="20" w:name="mechanism-of-harm"/>
+    <w:p>
+      <w:pPr>
+        <w:pStyle w:val="Heading3"/>
+      </w:pPr>
+      <w:bookmarkStart w:id="9" w:name="october-2026-evidence-review"/>
+      <w:r>
+        <w:t xml:space="preserve">October 2026 evidence review</w:t>
+      </w:r>
+      <w:bookmarkEnd w:id="9"/>
+    </w:p>
+    <w:p>
+      <w:pPr>
+        <w:pStyle w:val="BlockText"/>
+      </w:pPr>
+      <w:r>
+        <w:t xml:space="preserve">This file was audited source-by-source in October 2026. Several claims overstated the ESVA-specific evidence. Corrections are marked</w:t>
+      </w:r>
+      <w:r>
+        <w:t xml:space="preserve"> </w:t>
+      </w:r>
+      <w:r>
+        <w:rPr>
+          <w:b/>
+          <w:bCs/>
+        </w:rPr>
+        <w:t xml:space="preserve">[Oct 2026]</w:t>
+      </w:r>
+      <w:r>
+        <w:t xml:space="preserve"> </w:t>
+      </w:r>
+      <w:r>
+        <w:t xml:space="preserve">in the text:</w:t>
+      </w:r>
+    </w:p>
+    <w:p>
+      <w:pPr>
+        <w:pStyle w:val="Compact"/>
+        <w:numPr>
+          <w:ilvl w:val="0"/>
+          <w:numId w:val="1001"/>
+        </w:numPr>
+      </w:pPr>
+      <w:r>
+        <w:rPr>
+          <w:b/>
+          <w:bCs/>
+        </w:rPr>
+        <w:t xml:space="preserve">The</w:t>
+      </w:r>
+      <w:r>
+        <w:rPr>
+          <w:b/>
+          <w:bCs/>
+        </w:rPr>
+        <w:t xml:space="preserve"> </w:t>
+      </w:r>
+      <w:r>
+        <w:rPr>
+          <w:b/>
+          <w:bCs/>
+        </w:rPr>
+        <w:t xml:space="preserve">“narrow safety margin”</w:t>
+      </w:r>
+      <w:r>
+        <w:rPr>
+          <w:b/>
+          <w:bCs/>
+        </w:rPr>
+        <w:t xml:space="preserve"> </w:t>
+      </w:r>
+      <w:r>
+        <w:rPr>
+          <w:b/>
+          <w:bCs/>
+        </w:rPr>
+        <w:t xml:space="preserve">claim is withdrawn.</w:t>
+      </w:r>
+      <w:r>
+        <w:t xml:space="preserve"> </w:t>
+      </w:r>
+      <w:r>
+        <w:t xml:space="preserve">No nutrient threshold has been estimated for the seaside meadows, measured nutrient concentrations are low, and the documented threat has been</w:t>
+      </w:r>
+      <w:r>
+        <w:t xml:space="preserve"> </w:t>
+      </w:r>
+      <w:r>
+        <w:rPr>
+          <w:b/>
+          <w:bCs/>
+        </w:rPr>
+        <w:t xml:space="preserve">thermal</w:t>
+      </w:r>
+      <w:r>
+        <w:t xml:space="preserve">. The unverifiable</w:t>
+      </w:r>
+      <w:r>
+        <w:t xml:space="preserve"> </w:t>
+      </w:r>
+      <w:r>
+        <w:t xml:space="preserve">“~50% areal loss”</w:t>
+      </w:r>
+      <w:r>
+        <w:t xml:space="preserve"> </w:t>
+      </w:r>
+      <w:r>
+        <w:t xml:space="preserve">in 2015 is replaced: the 2015 heat wave caused severe, spatially uneven dieback in South Bay, with some inner-meadow sites losing ~90% of shoot density, followed by partial recovery.</w:t>
+      </w:r>
+    </w:p>
+    <w:p>
+      <w:pPr>
+        <w:pStyle w:val="Compact"/>
+        <w:numPr>
+          <w:ilvl w:val="0"/>
+          <w:numId w:val="1001"/>
+        </w:numPr>
+      </w:pPr>
+      <w:r>
+        <w:rPr>
+          <w:b/>
+          <w:bCs/>
+        </w:rPr>
+        <w:t xml:space="preserve">Flushing.</w:t>
+      </w:r>
+      <w:r>
+        <w:t xml:space="preserve"> </w:t>
+      </w:r>
+      <w:r>
+        <w:t xml:space="preserve">Residence times in open lagoon interiors are days to a few weeks (Safak et al. 2015). The earlier</w:t>
+      </w:r>
+      <w:r>
+        <w:t xml:space="preserve"> </w:t>
+      </w:r>
+      <w:r>
+        <w:t xml:space="preserve">“only limited tidal exchange”</w:t>
+      </w:r>
+      <w:r>
+        <w:t xml:space="preserve"> </w:t>
+      </w:r>
+      <w:r>
+        <w:t xml:space="preserve">and</w:t>
+      </w:r>
+      <w:r>
+        <w:t xml:space="preserve"> </w:t>
+      </w:r>
+      <w:r>
+        <w:t xml:space="preserve">“flushing-limited”</w:t>
+      </w:r>
+      <w:r>
+        <w:t xml:space="preserve"> </w:t>
+      </w:r>
+      <w:r>
+        <w:t xml:space="preserve">descriptions applied at most to back-lagoon reaches.</w:t>
+      </w:r>
+    </w:p>
+    <w:p>
+      <w:pPr>
+        <w:pStyle w:val="Compact"/>
+        <w:numPr>
+          <w:ilvl w:val="0"/>
+          <w:numId w:val="1001"/>
+        </w:numPr>
+      </w:pPr>
+      <w:r>
+        <w:rPr>
+          <w:b/>
+          <w:bCs/>
+        </w:rPr>
+        <w:t xml:space="preserve">Stanhope et al. (2009)</w:t>
+      </w:r>
+      <w:r>
+        <w:t xml:space="preserve"> </w:t>
+      </w:r>
+      <w:r>
+        <w:t xml:space="preserve">is a baseflow study of 14 first-order streams. Nitrogen concentrations tracked %</w:t>
+      </w:r>
+      <w:r>
+        <w:t xml:space="preserve"> </w:t>
+      </w:r>
+      <w:r>
+        <w:rPr>
+          <w:b/>
+          <w:bCs/>
+        </w:rPr>
+        <w:t xml:space="preserve">agricultural</w:t>
+      </w:r>
+      <w:r>
+        <w:t xml:space="preserve"> </w:t>
+      </w:r>
+      <w:r>
+        <w:t xml:space="preserve">land, and yields also tracked % developed land. It is not a groundwater-discharge study of Hog Island Bay.</w:t>
+      </w:r>
+    </w:p>
+    <w:p>
+      <w:pPr>
+        <w:pStyle w:val="Compact"/>
+        <w:numPr>
+          <w:ilvl w:val="0"/>
+          <w:numId w:val="1001"/>
+        </w:numPr>
+      </w:pPr>
+      <w:r>
+        <w:rPr>
+          <w:b/>
+          <w:bCs/>
+        </w:rPr>
+        <w:t xml:space="preserve">Mitchell et al. (2021)</w:t>
+      </w:r>
+      <w:r>
+        <w:t xml:space="preserve"> </w:t>
+      </w:r>
+      <w:r>
+        <w:t xml:space="preserve">does not analyze ESVA or name seaside villages. Capps et al. (2020) and RD883 do not identify ESVA seaside communities as high-vulnerability settings.</w:t>
+      </w:r>
+    </w:p>
+    <w:p>
+      <w:pPr>
+        <w:pStyle w:val="Compact"/>
+        <w:numPr>
+          <w:ilvl w:val="0"/>
+          <w:numId w:val="1001"/>
+        </w:numPr>
+      </w:pPr>
+      <w:r>
+        <w:rPr>
+          <w:b/>
+          <w:bCs/>
+        </w:rPr>
+        <w:t xml:space="preserve">Analogue leaps corrected.</w:t>
+      </w:r>
+      <w:r>
+        <w:t xml:space="preserve"> </w:t>
+      </w:r>
+      <w:r>
+        <w:t xml:space="preserve">The Indian River Lagoon has months-long residence times. Virginia’s 1933 scallop and eelgrass collapse was caused by wasting disease and a hurricane, not brown tide or nutrients. The ESVA seaside is not</w:t>
+      </w:r>
+      <w:r>
+        <w:t xml:space="preserve"> </w:t>
+      </w:r>
+      <w:r>
+        <w:t xml:space="preserve">“near the top of the list”</w:t>
+      </w:r>
+      <w:r>
+        <w:t xml:space="preserve"> </w:t>
+      </w:r>
+      <w:r>
+        <w:t xml:space="preserve">for septic-driven eutrophication.</w:t>
+      </w:r>
+    </w:p>
+    <w:p>
+      <w:pPr>
+        <w:pStyle w:val="Compact"/>
+        <w:numPr>
+          <w:ilvl w:val="0"/>
+          <w:numId w:val="1001"/>
+        </w:numPr>
+      </w:pPr>
+      <w:r>
+        <w:rPr>
+          <w:b/>
+          <w:bCs/>
+        </w:rPr>
+        <w:t xml:space="preserve">Bay scallop.</w:t>
+      </w:r>
+      <w:r>
+        <w:t xml:space="preserve"> </w:t>
+      </w:r>
+      <w:r>
+        <w:t xml:space="preserve">The 0.47 yr⁻¹ growth rate is this project’s own fit to VIMS news releases, not a published estimate.</w:t>
+      </w:r>
+    </w:p>
+    <w:p>
+      <w:pPr>
+        <w:pStyle w:val="Compact"/>
+        <w:numPr>
+          <w:ilvl w:val="0"/>
+          <w:numId w:val="1001"/>
+        </w:numPr>
+      </w:pPr>
+      <w:r>
+        <w:rPr>
+          <w:b/>
+          <w:bCs/>
+        </w:rPr>
+        <w:t xml:space="preserve">Geography and citations.</w:t>
+      </w:r>
+      <w:r>
+        <w:t xml:space="preserve"> </w:t>
+      </w:r>
+      <w:r>
+        <w:t xml:space="preserve">Chincoteague Bay straddles the MD–VA line; its southern end and the town of Chincoteague are in Accomack County. Bratton et al. (2009) is a Chincoteague Bay, MD study. The Aoki et al. depth paper is</w:t>
+      </w:r>
+      <w:r>
+        <w:t xml:space="preserve"> </w:t>
+      </w:r>
+      <w:r>
+        <w:rPr>
+          <w:i/>
+          <w:iCs/>
+        </w:rPr>
+        <w:t xml:space="preserve">Estuaries and Coasts</w:t>
+      </w:r>
+      <w:r>
+        <w:t xml:space="preserve"> </w:t>
+      </w:r>
+      <w:r>
+        <w:t xml:space="preserve">43:316–328, not</w:t>
+      </w:r>
+      <w:r>
+        <w:t xml:space="preserve"> </w:t>
+      </w:r>
+      <w:r>
+        <w:rPr>
+          <w:i/>
+          <w:iCs/>
+        </w:rPr>
+        <w:t xml:space="preserve">Front. Mar. Sci.</w:t>
+      </w:r>
+      <w:r>
+        <w:t xml:space="preserve"> </w:t>
+      </w:r>
+      <w:r>
+        <w:t xml:space="preserve">7:576784, which is Berger et al. The Capps 2020 entry was the wrong paper.</w:t>
+      </w:r>
+    </w:p>
+    <w:p>
+      <w:pPr>
+        <w:pStyle w:val="BlockText"/>
+      </w:pPr>
+      <w:r>
+        <w:t xml:space="preserve">See</w:t>
+      </w:r>
+      <w:r>
+        <w:t xml:space="preserve"> </w:t>
+      </w:r>
+      <w:r>
+        <w:rPr>
+          <w:rStyle w:val="VerbatimChar"/>
+        </w:rPr>
+        <w:t xml:space="preserve">ECOLOGICAL_EFFECTS_SYNTHESIS.md</w:t>
+      </w:r>
+      <w:r>
+        <w:t xml:space="preserve"> </w:t>
+      </w:r>
+      <w:r>
+        <w:t xml:space="preserve">(October 2026 evidence review and Section 4) and</w:t>
+      </w:r>
+      <w:r>
+        <w:t xml:space="preserve"> </w:t>
+      </w:r>
+      <w:r>
+        <w:rPr>
+          <w:rStyle w:val="VerbatimChar"/>
+        </w:rPr>
+        <w:t xml:space="preserve">OUTREACH_MESSAGING_REVIEW.md</w:t>
+      </w:r>
+      <w:r>
+        <w:t xml:space="preserve">.</w:t>
+      </w:r>
+    </w:p>
+    <w:bookmarkStart w:id="10" w:name="mechanism-of-harm"/>
     <w:p>
       <w:pPr>
         <w:pStyle w:val="Heading2"/>
@@ -37,8 +397,8 @@
       </w:r>
       <w:r>
         <w:rPr>
-          <w:iCs/>
-          <w:i/>
+          <w:i/>
+          <w:iCs/>
         </w:rPr>
         <w:t xml:space="preserve">Ulva</w:t>
       </w:r>
@@ -50,13 +410,13 @@
       </w:r>
       <w:r>
         <w:rPr>
-          <w:iCs/>
-          <w:i/>
+          <w:i/>
+          <w:iCs/>
         </w:rPr>
         <w:t xml:space="preserve">Gracilaria vermiculophylla</w:t>
       </w:r>
       <w:r>
-        <w:t xml:space="preserve">) over rooted seagrass, then tip toward picoplankton/brown-tide dominance as macroalgae shade themselves out. Regime shifts can be crossed at DIN thresholds well below Chesapeake-mainstem values — on the order of 5–15 μM DIN, or &lt;30 g N m⁻² yr⁻¹ areal loading, depending on residence time. Fourth, once seagrass is lost, feedbacks (resuspension, bioturbation, loss of sediment oxygenation, loss of below-ground N burial) lock the system in a turbid, macroalgal or phytoplankton-dominated state that is hard to reverse.</w:t>
+        <w:t xml:space="preserve">) over rooted seagrass, then tip toward picoplankton/brown-tide dominance as macroalgae shade themselves out. Regime shifts can be crossed at DIN thresholds well below Chesapeake-mainstem values — on the order of 5–15 μM DIN, or &lt;30 g N m⁻² yr⁻¹ areal loading, depending on residence time [citation unverified — Oct 2026]. Fourth, once seagrass is lost, feedbacks (resuspension, bioturbation, loss of sediment oxygenation, loss of below-ground N burial) lock the system in a turbid, macroalgal or phytoplankton-dominated state that is hard to reverse.</w:t>
       </w:r>
     </w:p>
     <w:p>
@@ -64,11 +424,39 @@
         <w:pStyle w:val="BodyText"/>
       </w:pPr>
       <w:r>
-        <w:t xml:space="preserve">The seaside system is therefore vulnerable to septic N through a distinctively short and direct hydrologic pathway (groundwater, not rivers), operating on a substrate (shallow clear-water lagoons) whose ecology is known to flip at low thresholds. What makes the pathway different from Pathways 2 or 3a is the near absence of buffering: no riverine dilution, no deep stratified basin, and only limited tidal exchange with the adjacent Atlantic through narrow inlets.</w:t>
-      </w:r>
-    </w:p>
-    <w:bookmarkEnd w:id="20"/>
-    <w:bookmarkStart w:id="21" w:name="esva-specific-evidence"/>
+        <w:t xml:space="preserve">The seaside system is therefore vulnerable to septic N through a distinctively short and direct hydrologic pathway (groundwater, not rivers), operating on a substrate (shallow clear-water lagoons) whose ecology is known to flip at low thresholds. What makes the pathway different from Pathways 2 or 3a is the near absence of buffering: no riverine dilution and no deep stratified basin.</w:t>
+      </w:r>
+      <w:r>
+        <w:t xml:space="preserve"> </w:t>
+      </w:r>
+      <w:r>
+        <w:rPr>
+          <w:b/>
+          <w:bCs/>
+        </w:rPr>
+        <w:t xml:space="preserve">[Oct 2026]</w:t>
+      </w:r>
+      <w:r>
+        <w:t xml:space="preserve"> </w:t>
+      </w:r>
+      <w:r>
+        <w:t xml:space="preserve">Earlier text added</w:t>
+      </w:r>
+      <w:r>
+        <w:t xml:space="preserve"> </w:t>
+      </w:r>
+      <w:r>
+        <w:t xml:space="preserve">“only limited tidal exchange with the adjacent Atlantic through narrow inlets.”</w:t>
+      </w:r>
+      <w:r>
+        <w:t xml:space="preserve"> </w:t>
+      </w:r>
+      <w:r>
+        <w:t xml:space="preserve">In fact, residence times in the open lagoon interiors are days to a few weeks (Safak et al. 2015); exchange is limited mainly in back-lagoon reaches.</w:t>
+      </w:r>
+    </w:p>
+    <w:bookmarkEnd w:id="10"/>
+    <w:bookmarkStart w:id="11" w:name="esva-specific-evidence"/>
     <w:p>
       <w:pPr>
         <w:pStyle w:val="Heading2"/>
@@ -91,8 +479,8 @@
       </w:pPr>
       <w:r>
         <w:rPr>
-          <w:iCs/>
-          <w:i/>
+          <w:i/>
+          <w:iCs/>
         </w:rPr>
         <w:t xml:space="preserve">Hydrogeologic and loading context.</w:t>
       </w:r>
@@ -100,7 +488,60 @@
         <w:t xml:space="preserve"> </w:t>
       </w:r>
       <w:r>
-        <w:t xml:space="preserve">The seaside lagoons receive almost no surface-water input: the peninsular divide sits close to the Bayside, and the short seaside slope drains through the Columbia surficial aquifer and marsh-bounded first-order creeks. Stanhope et al. (2009) and earlier VCR LTER work documented submarine groundwater discharge as the dominant freshwater and nutrient vector to Hog Island Bay, with SGD-delivered DIN exceeding surface-creek delivery on an annual basis. Residence times (Safak et al. 2015) are days to a few weeks in open lagoon interiors but can exceed a month in flushing-limited back-lagoon reaches — long enough for macroalgal and phytoplankton populations to respond to pulsed N inputs. The seaside neighborhoods (Oyster, Willis Wharf, Quinby, Wachapreague, Red Bank, Folly Creek) are essentially 100% unsewered and sit on sandy, oxic, shallow-water-table parcels (Mitchell et al. 2021); drainfield-to-lagoon flow paths are often less than a few hundred meters. The Virginia Wastewater Infrastructure Working Group (RD883, 2021) and Capps et al. (2020) both identify ESVA seaside communities as among the highest-vulnerability OWTS settings in the mid-Atlantic.</w:t>
+        <w:t xml:space="preserve">The seaside lagoons receive almost no surface-water input: the peninsular divide sits close to the Bayside, and the short seaside slope drains through the Columbia surficial aquifer and marsh-bounded first-order creeks.</w:t>
+      </w:r>
+      <w:r>
+        <w:t xml:space="preserve"> </w:t>
+      </w:r>
+      <w:r>
+        <w:rPr>
+          <w:b/>
+          <w:bCs/>
+        </w:rPr>
+        <w:t xml:space="preserve">[Oct 2026, corrected]</w:t>
+      </w:r>
+      <w:r>
+        <w:t xml:space="preserve"> </w:t>
+      </w:r>
+      <w:r>
+        <w:t xml:space="preserve">Stanhope et al. (2009) measured baseflow nutrient discharge from 14 first-order Virginia Eastern Shore streams over one drought year. Total dissolved nitrogen concentrations rose with % agricultural land and % very poorly drained soils. Yields also rose with % developed land. They estimated baseflow TDN loading to one seaside lagoon at ~28,170 kg N yr⁻¹. Earlier versions described this as documenting submarine groundwater discharge as the dominant vector to Hog Island Bay, with SGD-delivered DIN exceeding creek delivery; the abstract does not say that. Residence times (Safak et al. 2015) are days to a few weeks in open lagoon interiors but can exceed a month in flushing-limited back-lagoon reaches — long enough for macroalgal and phytoplankton populations to respond to pulsed N inputs. The seaside villages (Oyster, Willis Wharf, Quinby, Wachapreague, Red Bank, Folly Creek) are largely unsewered and sit on sandy, shallow-water-table parcels; drainfield-to-lagoon flow paths are often less than a few hundred meters.</w:t>
+      </w:r>
+      <w:r>
+        <w:t xml:space="preserve"> </w:t>
+      </w:r>
+      <w:r>
+        <w:rPr>
+          <w:b/>
+          <w:bCs/>
+        </w:rPr>
+        <w:t xml:space="preserve">[Oct 2026]</w:t>
+      </w:r>
+      <w:r>
+        <w:t xml:space="preserve"> </w:t>
+      </w:r>
+      <w:r>
+        <w:t xml:space="preserve">Earlier text cited Mitchell et al. (2021) for</w:t>
+      </w:r>
+      <w:r>
+        <w:t xml:space="preserve"> </w:t>
+      </w:r>
+      <w:r>
+        <w:t xml:space="preserve">“essentially 100% unsewered”</w:t>
+      </w:r>
+      <w:r>
+        <w:t xml:space="preserve">; that paper does not discuss these villages, and sewer status should be checked town by town (RD899, 2022, lists sewer-project funding for Wachapreague). Earlier text also said RD883 (2021) and Capps et al. (2020)</w:t>
+      </w:r>
+      <w:r>
+        <w:t xml:space="preserve"> </w:t>
+      </w:r>
+      <w:r>
+        <w:t xml:space="preserve">“both identify ESVA seaside communities as among the highest-vulnerability OWTS settings in the mid-Atlantic.”</w:t>
+      </w:r>
+      <w:r>
+        <w:t xml:space="preserve"> </w:t>
+      </w:r>
+      <w:r>
+        <w:t xml:space="preserve">Neither does, and the claim is withdrawn.</w:t>
       </w:r>
     </w:p>
     <w:p>
@@ -109,8 +550,8 @@
       </w:pPr>
       <w:r>
         <w:rPr>
-          <w:iCs/>
-          <w:i/>
+          <w:i/>
+          <w:iCs/>
         </w:rPr>
         <w:t xml:space="preserve">Nitrogen loading and retention in Hog Island Bay.</w:t>
       </w:r>
@@ -125,8 +566,8 @@
       </w:r>
       <w:r>
         <w:rPr>
-          <w:iCs/>
-          <w:i/>
+          <w:i/>
+          <w:iCs/>
         </w:rPr>
         <w:t xml:space="preserve">Gracilaria vermiculophylla</w:t>
       </w:r>
@@ -140,13 +581,7 @@
         <w:t xml:space="preserve"> </w:t>
       </w:r>
       <w:r>
-        <w:t xml:space="preserve">“</w:t>
-      </w:r>
-      <w:r>
-        <w:t xml:space="preserve">trapped</w:t>
-      </w:r>
-      <w:r>
-        <w:t xml:space="preserve">”</w:t>
+        <w:t xml:space="preserve">“trapped”</w:t>
       </w:r>
       <w:r>
         <w:t xml:space="preserve"> </w:t>
@@ -161,8 +596,8 @@
       </w:pPr>
       <w:r>
         <w:rPr>
-          <w:iCs/>
-          <w:i/>
+          <w:i/>
+          <w:iCs/>
         </w:rPr>
         <w:t xml:space="preserve">Macroalgal dominance and the Gracilaria invasion.</w:t>
       </w:r>
@@ -177,8 +612,8 @@
       </w:r>
       <w:r>
         <w:rPr>
-          <w:iCs/>
-          <w:i/>
+          <w:i/>
+          <w:iCs/>
         </w:rPr>
         <w:t xml:space="preserve">Gracilaria vermiculophylla</w:t>
       </w:r>
@@ -193,8 +628,8 @@
       </w:r>
       <w:r>
         <w:rPr>
-          <w:iCs/>
-          <w:i/>
+          <w:i/>
+          <w:iCs/>
         </w:rPr>
         <w:t xml:space="preserve">Agarophyton vermiculophyllum</w:t>
       </w:r>
@@ -206,8 +641,8 @@
       </w:r>
       <w:r>
         <w:rPr>
-          <w:iCs/>
-          <w:i/>
+          <w:i/>
+          <w:iCs/>
         </w:rPr>
         <w:t xml:space="preserve">Gracilaria</w:t>
       </w:r>
@@ -224,8 +659,8 @@
       </w:pPr>
       <w:r>
         <w:rPr>
-          <w:iCs/>
-          <w:i/>
+          <w:i/>
+          <w:iCs/>
         </w:rPr>
         <w:t xml:space="preserve">Seagrass restoration: the centerpiece.</w:t>
       </w:r>
@@ -237,8 +672,8 @@
       </w:r>
       <w:r>
         <w:rPr>
-          <w:iCs/>
-          <w:i/>
+          <w:i/>
+          <w:iCs/>
         </w:rPr>
         <w:t xml:space="preserve">Zostera marina</w:t>
       </w:r>
@@ -250,8 +685,8 @@
       </w:r>
       <w:r>
         <w:rPr>
-          <w:iCs/>
-          <w:i/>
+          <w:i/>
+          <w:iCs/>
         </w:rPr>
         <w:t xml:space="preserve">Z. marina</w:t>
       </w:r>
@@ -266,8 +701,8 @@
       </w:r>
       <w:r>
         <w:rPr>
-          <w:iCs/>
-          <w:i/>
+          <w:i/>
+          <w:iCs/>
         </w:rPr>
         <w:t xml:space="preserve">Note: extent has continued to expand since the 2018 census reported in Orth et al. 2020, but no peer-reviewed updated total has been located; cite 3,612 ha as the last published figure rather than extrapolating.</w:t>
       </w:r>
@@ -283,13 +718,7 @@
         <w:t xml:space="preserve"> </w:t>
       </w:r>
       <w:r>
-        <w:t xml:space="preserve">“</w:t>
-      </w:r>
-      <w:r>
-        <w:t xml:space="preserve">Virginia Seagrass Restoration Project</w:t>
-      </w:r>
-      <w:r>
-        <w:t xml:space="preserve">”</w:t>
+        <w:t xml:space="preserve">“Virginia Seagrass Restoration Project”</w:t>
       </w:r>
       <w:r>
         <w:t xml:space="preserve">). The McGlathery group’s functional-recovery framework makes clear that restoration success is contingent on (1) sufficient water clarity, (2) low epiphyte loads — itself a nutrient-dependent variable — and (3) absence of competing drift macroalgae. All three conditions are nutrient-sensitive.</w:t>
@@ -301,8 +730,8 @@
       </w:pPr>
       <w:r>
         <w:rPr>
-          <w:iCs/>
-          <w:i/>
+          <w:i/>
+          <w:iCs/>
         </w:rPr>
         <w:t xml:space="preserve">Seagrass vulnerability to warming and nutrients.</w:t>
       </w:r>
@@ -310,7 +739,71 @@
         <w:t xml:space="preserve"> </w:t>
       </w:r>
       <w:r>
-        <w:t xml:space="preserve">Berger et al. (2020 Front Mar Sci) documented that the 2015 mid-Atlantic marine heat wave caused a ~50% areal loss in South Bay and Hog Island Bay eelgrass, followed by partial recovery. Aoki et al. (2020 Front Mar Sci) showed that warming effects interact with nutrient-mediated light limitation — meadows carrying higher epiphyte loads and more drift macroalgae are less resilient to heat stress. Lefcheck, Wilcox, Murphy, Marion &amp; Orth (2017 Glob Change Biol) extended this to the Chesapeake Bay-wide SAV record, and Lefcheck et al. (2018 PNAS) demonstrated that Bay-wide SAV recovery has tracked watershed TN reductions since the 1984 baseline. The inference chain is: nutrients set the baseline tolerance for eelgrass to absorb thermal shocks, and on the ESVA seaside the restored meadow is currently thriving because nutrients are low — but the system sits much closer to a thermal cliff than it did a generation ago, and any incremental N input (septic, agricultural, or atmospheric) erodes the margin.</w:t>
+        <w:rPr>
+          <w:b/>
+          <w:bCs/>
+        </w:rPr>
+        <w:t xml:space="preserve">[Oct 2026, corrected]</w:t>
+      </w:r>
+      <w:r>
+        <w:t xml:space="preserve"> </w:t>
+      </w:r>
+      <w:r>
+        <w:t xml:space="preserve">The June 2015 marine heat wave caused severe, spatially uneven eelgrass dieback in South Bay, with some inner-meadow sites losing ~90% of shoot density, followed by partial recovery (Berger et al. 2020; Aoki et al. 2020). Earlier versions gave</w:t>
+      </w:r>
+      <w:r>
+        <w:t xml:space="preserve"> </w:t>
+      </w:r>
+      <w:r>
+        <w:t xml:space="preserve">“~50% areal loss in South Bay and Hog Island Bay”</w:t>
+      </w:r>
+      <w:r>
+        <w:t xml:space="preserve">; that figure could not be verified. Aoki et al. (2020,</w:t>
+      </w:r>
+      <w:r>
+        <w:t xml:space="preserve"> </w:t>
+      </w:r>
+      <w:r>
+        <w:rPr>
+          <w:i/>
+          <w:iCs/>
+        </w:rPr>
+        <w:t xml:space="preserve">Estuaries and Coasts</w:t>
+      </w:r>
+      <w:r>
+        <w:t xml:space="preserve">) reported that meadow</w:t>
+      </w:r>
+      <w:r>
+        <w:t xml:space="preserve"> </w:t>
+      </w:r>
+      <w:r>
+        <w:rPr>
+          <w:b/>
+          <w:bCs/>
+        </w:rPr>
+        <w:t xml:space="preserve">depth</w:t>
+      </w:r>
+      <w:r>
+        <w:t xml:space="preserve"> </w:t>
+      </w:r>
+      <w:r>
+        <w:t xml:space="preserve">affected restoration success and resilience to the heat wave. The earlier attribution to that paper of an interaction with nutrient-mediated light limitation (epiphytes, drift macroalgae) is unverified [citation unverified — Oct 2026]. Lefcheck, Wilcox, Murphy, Marion &amp; Orth (2017 Glob Change Biol) extended this to the Chesapeake Bay-wide SAV record, and Lefcheck et al. (2018 PNAS) demonstrated that Bay-wide SAV recovery has tracked watershed TN reductions since the 1984 baseline. The inference chain is: nutrients set the baseline tolerance for eelgrass to absorb thermal shocks, and on the ESVA seaside the restored meadow is currently thriving because nutrients are low. Warming makes the meadow more vulnerable, and in principle additional N input (septic, agricultural, or atmospheric) would add stress.</w:t>
+      </w:r>
+      <w:r>
+        <w:t xml:space="preserve"> </w:t>
+      </w:r>
+      <w:r>
+        <w:rPr>
+          <w:b/>
+          <w:bCs/>
+        </w:rPr>
+        <w:t xml:space="preserve">[Oct 2026]</w:t>
+      </w:r>
+      <w:r>
+        <w:t xml:space="preserve"> </w:t>
+      </w:r>
+      <w:r>
+        <w:t xml:space="preserve">This is an inference from general seagrass physiology. No nutrient threshold has been estimated for the seaside meadows, and the documented threat to date has been thermal.</w:t>
       </w:r>
     </w:p>
     <w:p>
@@ -319,8 +812,8 @@
       </w:pPr>
       <w:r>
         <w:rPr>
-          <w:iCs/>
-          <w:i/>
+          <w:i/>
+          <w:iCs/>
         </w:rPr>
         <w:t xml:space="preserve">Bay scallop reintroduction.</w:t>
       </w:r>
@@ -332,13 +825,26 @@
       </w:r>
       <w:r>
         <w:rPr>
-          <w:iCs/>
-          <w:i/>
+          <w:i/>
+          <w:iCs/>
         </w:rPr>
         <w:t xml:space="preserve">Argopecten irradians</w:t>
       </w:r>
       <w:r>
-        <w:t xml:space="preserve">) fishery in the US in 1930; the fishery collapsed in 1933 with the eelgrass, and scallops were functionally extinct on the ESVA for nearly 90 years (Oesterling et al. 2016). VIMS began a hatchery-based reintroduction in 2009, releasing 5,500 juvenile scallops into the restored South Bay eelgrass meadow (VIMS Eastern Shore Lab). Annual census data reported in VIMS news releases show low and fluctuating densities through 2018, followed by exponential growth from 2019–2025 at a specific growth rate of ~0.47 yr⁻¹ (population doubling time ~1.5 yr), with the 2025 survey documenting ~0.114 scallops m⁻² averaged across the meadow — still well below the ~1–10 m⁻² of pre-collapse years but the first sustained recovery signal in ~90 years. Because bay scallops are obligate eelgrass associates (they attach to blades with byssal threads, which lifts them above anoxic sediments), any loss of seagrass structure would directly collapse the scallop trajectory. Bay scallops are themselves efficient filter feeders that remove phytoplankton — which means a scallop-eelgrass positive feedback has begun to re-establish and is nutrient-threshold-sensitive.</w:t>
+        <w:t xml:space="preserve">) fishery in the US in 1930 [citation unverified — Oct 2026]; the fishery collapsed in 1933 with the eelgrass, and scallops were functionally extinct on the ESVA for nearly 90 years (Oesterling et al. 2016). VIMS began a hatchery-based reintroduction in 2009, releasing 5,500 juvenile scallops into the restored South Bay eelgrass meadow (VIMS Eastern Shore Lab). Annual census data reported in VIMS news releases show low and fluctuating densities through 2018, followed by exponential growth from 2019–2025 at a specific growth rate of ~0.47 yr⁻¹ (population doubling time ~1.5 yr)</w:t>
+      </w:r>
+      <w:r>
+        <w:t xml:space="preserve"> </w:t>
+      </w:r>
+      <w:r>
+        <w:rPr>
+          <w:b/>
+          <w:bCs/>
+        </w:rPr>
+        <w:t xml:space="preserve">[Oct 2026: this rate is this project’s own fit to VIMS news-release counts, not a published estimate]</w:t>
+      </w:r>
+      <w:r>
+        <w:t xml:space="preserve">, with the 2025 survey documenting ~0.114 scallops m⁻² averaged across the meadow — still well below the ~1–10 m⁻² of pre-collapse years but the first sustained recovery signal in ~90 years. Because bay scallops are obligate eelgrass associates (they attach to blades with byssal threads, which lifts them above anoxic sediments), any loss of seagrass structure would directly collapse the scallop trajectory. Bay scallops are themselves efficient filter feeders that remove phytoplankton — which means a scallop-eelgrass positive feedback has begun to re-establish and is nutrient-threshold-sensitive.</w:t>
       </w:r>
     </w:p>
     <w:p>
@@ -347,8 +853,8 @@
       </w:pPr>
       <w:r>
         <w:rPr>
-          <w:iCs/>
-          <w:i/>
+          <w:i/>
+          <w:iCs/>
         </w:rPr>
         <w:t xml:space="preserve">Brown tide in the adjacent coastal bays.</w:t>
       </w:r>
@@ -363,8 +869,8 @@
       </w:r>
       <w:r>
         <w:rPr>
-          <w:iCs/>
-          <w:i/>
+          <w:i/>
+          <w:iCs/>
         </w:rPr>
         <w:t xml:space="preserve">Aureococcus anophagefferens</w:t>
       </w:r>
@@ -379,8 +885,8 @@
       </w:r>
       <w:r>
         <w:rPr>
-          <w:iCs/>
-          <w:i/>
+          <w:i/>
+          <w:iCs/>
         </w:rPr>
         <w:t xml:space="preserve">Aureococcus</w:t>
       </w:r>
@@ -388,20 +894,48 @@
         <w:t xml:space="preserve"> </w:t>
       </w:r>
       <w:r>
-        <w:t xml:space="preserve">cell counts in Chincoteague Bay (northern Delmarva seaside, immediately north of ESVA) and noted that the full Delmarva seaside system — Chincoteague through South Bay — has the physical setting (shallow, flushing-limited, high-DON) for brown tide, and that bloom occurrence has tracked rising DON loads.</w:t>
-      </w:r>
-      <w:r>
-        <w:t xml:space="preserve"> </w:t>
-      </w:r>
-      <w:r>
-        <w:rPr>
-          <w:iCs/>
-          <w:i/>
+        <w:t xml:space="preserve">cell counts in Chincoteague Bay and noted that the full Delmarva seaside system — Chincoteague through South Bay — has the physical setting for brown tide, and that bloom occurrence has tracked rising DON loads [citation unverified — Oct 2026].</w:t>
+      </w:r>
+      <w:r>
+        <w:t xml:space="preserve"> </w:t>
+      </w:r>
+      <w:r>
+        <w:rPr>
+          <w:b/>
+          <w:bCs/>
+        </w:rPr>
+        <w:t xml:space="preserve">[Oct 2026]</w:t>
+      </w:r>
+      <w:r>
+        <w:t xml:space="preserve"> </w:t>
+      </w:r>
+      <w:r>
+        <w:t xml:space="preserve">Chincoteague Bay straddles the Maryland–Virginia line. Its southern end and the town of Chincoteague are in Accomack County, so it is not</w:t>
+      </w:r>
+      <w:r>
+        <w:t xml:space="preserve"> </w:t>
+      </w:r>
+      <w:r>
+        <w:t xml:space="preserve">“immediately north of ESVA”</w:t>
+      </w:r>
+      <w:r>
+        <w:t xml:space="preserve"> </w:t>
+      </w:r>
+      <w:r>
+        <w:t xml:space="preserve">as earlier text said.</w:t>
+      </w:r>
+      <w:r>
+        <w:t xml:space="preserve"> </w:t>
+      </w:r>
+      <w:r>
+        <w:rPr>
+          <w:i/>
+          <w:iCs/>
         </w:rPr>
         <w:t xml:space="preserve">Aureoumbra lagunensis</w:t>
       </w:r>
       <w:r>
-        <w:t xml:space="preserve">, the Texas brown tide species, has not been documented on ESVA but is possible under future warming. Bloom-grade brown tide has not been recorded in the Virginia seaside lagoons to date, which is a genuinely good-news finding — but the system sits within the envelope.</w:t>
+        <w:t xml:space="preserve">, the Texas brown tide species, has not been documented on ESVA but is possible under future warming. Bloom-grade brown tide has not been recorded in the Virginia seaside lagoons to date, which is a genuinely good-news finding [unverified — Oct 2026; check Maryland Coastal Bays monitoring records for Chincoteague Bay].</w:t>
       </w:r>
     </w:p>
     <w:p>
@@ -410,8 +944,8 @@
       </w:pPr>
       <w:r>
         <w:rPr>
-          <w:iCs/>
-          <w:i/>
+          <w:i/>
+          <w:iCs/>
         </w:rPr>
         <w:t xml:space="preserve">Direct septic-to-lagoon attribution on ESVA seaside.</w:t>
       </w:r>
@@ -419,11 +953,39 @@
         <w:t xml:space="preserve"> </w:t>
       </w:r>
       <w:r>
-        <w:t xml:space="preserve">This is the weakest link. No published study has isotopically or hydrologically attributed a measurable fraction of Hog Island Bay, South Bay, or Cobb Bay DIN to OWTS sources. The VCR LTER nutrient record treats N loading as an aggregate watershed signal. Mitchell et al. (2021) mapped parcel-level septic vulnerability across Accomack and Northampton and found seaside drainfields in Oyster, Willis Wharf, Wachapreague, and Red Bank among the most SLR-vulnerable in the Commonwealth — but that is vulnerability, not delivered load. The best that can be said from ESVA-specific data alone is (1) septic N is being released on the seaside in quantities plausibly comparable to Bayside fluxes scaled by population, (2) the hydrogeologic short-circuit is if anything more efficient than on the Bayside, and (3) the receiving lagoons are demonstrably N-limited and nonlinearly nutrient-sensitive — but the attribution arrow from septic source to lagoon ecological endpoint has not been drawn directly in the peer-reviewed ESVA literature. This is an honest caveat and a priority data gap (below).</w:t>
-      </w:r>
-    </w:p>
-    <w:bookmarkEnd w:id="21"/>
-    <w:bookmarkStart w:id="22" w:name="Xb11d82ecda937509ad010c9edbfc9df18629dca"/>
+        <w:t xml:space="preserve">This is the weakest link. No published study has isotopically or hydrologically attributed a measurable fraction of Hog Island Bay, South Bay, or Cobb Bay DIN to OWTS sources. The VCR LTER nutrient record treats N loading as an aggregate watershed signal.</w:t>
+      </w:r>
+      <w:r>
+        <w:t xml:space="preserve"> </w:t>
+      </w:r>
+      <w:r>
+        <w:rPr>
+          <w:b/>
+          <w:bCs/>
+        </w:rPr>
+        <w:t xml:space="preserve">[Oct 2026, corrected]</w:t>
+      </w:r>
+      <w:r>
+        <w:t xml:space="preserve"> </w:t>
+      </w:r>
+      <w:r>
+        <w:t xml:space="preserve">Earlier versions said Mitchell et al. (2021) found seaside drainfields in Oyster, Willis Wharf, Wachapreague, and Red Bank</w:t>
+      </w:r>
+      <w:r>
+        <w:t xml:space="preserve"> </w:t>
+      </w:r>
+      <w:r>
+        <w:t xml:space="preserve">“among the most SLR-vulnerable in the Commonwealth.”</w:t>
+      </w:r>
+      <w:r>
+        <w:t xml:space="preserve"> </w:t>
+      </w:r>
+      <w:r>
+        <w:t xml:space="preserve">The paper does not analyze ESVA separately or name these villages. Its septic hot spots, based on VDH repair permits, were prevalent around Richmond and Gloucester County. The best that can be said from ESVA-specific data alone is (1) septic N is being released on the seaside in quantities plausibly comparable to Bayside fluxes scaled by population, (2) the hydrogeologic short-circuit is if anything more efficient than on the Bayside, and (3) the receiving lagoons are demonstrably N-limited and nonlinearly nutrient-sensitive — but the attribution arrow from septic source to lagoon ecological endpoint has not been drawn directly in the peer-reviewed ESVA literature. This is an honest caveat and a priority data gap (below).</w:t>
+      </w:r>
+    </w:p>
+    <w:bookmarkEnd w:id="11"/>
+    <w:bookmarkStart w:id="12" w:name="Xb11d82ecda937509ad010c9edbfc9df18629dca"/>
     <w:p>
       <w:pPr>
         <w:pStyle w:val="Heading2"/>
@@ -446,8 +1008,8 @@
       </w:pPr>
       <w:r>
         <w:rPr>
-          <w:iCs/>
-          <w:i/>
+          <w:i/>
+          <w:iCs/>
         </w:rPr>
         <w:t xml:space="preserve">Cloern 2001 and Duarte 2009 — the conceptual template.</w:t>
       </w:r>
@@ -464,8 +1026,8 @@
       </w:pPr>
       <w:r>
         <w:rPr>
-          <w:iCs/>
-          <w:i/>
+          <w:i/>
+          <w:iCs/>
         </w:rPr>
         <w:t xml:space="preserve">Waquoit Bay — the gold-standard septic analogue.</w:t>
       </w:r>
@@ -480,8 +1042,8 @@
       </w:r>
       <w:r>
         <w:rPr>
-          <w:iCs/>
-          <w:i/>
+          <w:i/>
+          <w:iCs/>
         </w:rPr>
         <w:t xml:space="preserve">Cladophora</w:t>
       </w:r>
@@ -490,13 +1052,45 @@
       </w:r>
       <w:r>
         <w:rPr>
-          <w:iCs/>
-          <w:i/>
+          <w:i/>
+          <w:iCs/>
         </w:rPr>
         <w:t xml:space="preserve">Gracilaria</w:t>
       </w:r>
       <w:r>
-        <w:t xml:space="preserve">-dominated drift macroalgae, with phytoplankton taking over at higher loadings. Waquoit is the nearest physical and hydrogeologic analogue to the ESVA seaside — coastal-plain sandy aquifer, shallow lagoon, essentially 100% unsewered residential watershed, groundwater-dominated nutrient delivery. The Valiela Nitrogen Loading Model remains the canonical tool for converting OWTS density to expected lagoon response and is directly transferable to ESVA.</w:t>
+        <w:t xml:space="preserve">-dominated drift macroalgae, with phytoplankton taking over at higher loadings. Waquoit shares the ESVA seaside’s coastal-plain sandy aquifer, shallow lagoons and groundwater-dominated nutrient delivery.</w:t>
+      </w:r>
+      <w:r>
+        <w:t xml:space="preserve"> </w:t>
+      </w:r>
+      <w:r>
+        <w:rPr>
+          <w:b/>
+          <w:bCs/>
+        </w:rPr>
+        <w:t xml:space="preserve">[Oct 2026]</w:t>
+      </w:r>
+      <w:r>
+        <w:t xml:space="preserve"> </w:t>
+      </w:r>
+      <w:r>
+        <w:t xml:space="preserve">Its watershed is far more densely developed than the ESVA seaside, so its loads and responses are not ESVA predictions. The Valiela Nitrogen Loading Model is the canonical tool for converting OWTS density to expected lagoon response. Its</w:t>
+      </w:r>
+      <w:r>
+        <w:t xml:space="preserve"> </w:t>
+      </w:r>
+      <w:r>
+        <w:rPr>
+          <w:i/>
+          <w:iCs/>
+        </w:rPr>
+        <w:t xml:space="preserve">method</w:t>
+      </w:r>
+      <w:r>
+        <w:t xml:space="preserve"> </w:t>
+      </w:r>
+      <w:r>
+        <w:t xml:space="preserve">transfers to ESVA; its parameter values need local calibration.</w:t>
       </w:r>
     </w:p>
     <w:p>
@@ -505,8 +1099,8 @@
       </w:pPr>
       <w:r>
         <w:rPr>
-          <w:iCs/>
-          <w:i/>
+          <w:i/>
+          <w:iCs/>
         </w:rPr>
         <w:t xml:space="preserve">Indian River Lagoon — the runaway-collapse cautionary tale.</w:t>
       </w:r>
@@ -521,8 +1115,8 @@
       </w:r>
       <w:r>
         <w:rPr>
-          <w:iCs/>
-          <w:i/>
+          <w:i/>
+          <w:iCs/>
         </w:rPr>
         <w:t xml:space="preserve">Aureoumbra</w:t>
       </w:r>
@@ -534,8 +1128,8 @@
       </w:r>
       <w:r>
         <w:rPr>
-          <w:iCs/>
-          <w:i/>
+          <w:i/>
+          <w:iCs/>
         </w:rPr>
         <w:t xml:space="preserve">Caulerpa prolifera</w:t>
       </w:r>
@@ -550,8 +1144,8 @@
       </w:r>
       <w:r>
         <w:rPr>
-          <w:iCs/>
-          <w:i/>
+          <w:i/>
+          <w:iCs/>
         </w:rPr>
         <w:t xml:space="preserve">Caulerpa prolifera</w:t>
       </w:r>
@@ -559,7 +1153,32 @@
         <w:t xml:space="preserve"> </w:t>
       </w:r>
       <w:r>
-        <w:t xml:space="preserve">mats — an archetypal alternative-stable-state collapse. The IRL is the strongest published demonstration that dense, aging, coastal-plain OWTS can drive a shallow lagoon past its seagrass tipping point. The ESVA seaside is less urbanized than the IRL by roughly an order of magnitude in unit-area OWTS density, but the physical setting, hydrogeology, and nutrient sensitivity are analogous.</w:t>
+        <w:t xml:space="preserve">mats — an archetypal alternative-stable-state collapse. The IRL is the strongest published demonstration that dense, aging, coastal-plain OWTS can drive a shallow lagoon past its seagrass tipping point. The ESVA seaside is less urbanized than the IRL by roughly an order of magnitude in unit-area OWTS density.</w:t>
+      </w:r>
+      <w:r>
+        <w:t xml:space="preserve"> </w:t>
+      </w:r>
+      <w:r>
+        <w:rPr>
+          <w:b/>
+          <w:bCs/>
+        </w:rPr>
+        <w:t xml:space="preserve">[Oct 2026]</w:t>
+      </w:r>
+      <w:r>
+        <w:t xml:space="preserve"> </w:t>
+      </w:r>
+      <w:r>
+        <w:t xml:space="preserve">It is also much better flushed: IRL residence times are months, versus days to weeks in the open VCR lagoons (Safak et al. 2015). Earlier text called the physical settings</w:t>
+      </w:r>
+      <w:r>
+        <w:t xml:space="preserve"> </w:t>
+      </w:r>
+      <w:r>
+        <w:t xml:space="preserve">“analogous”</w:t>
+      </w:r>
+      <w:r>
+        <w:t xml:space="preserve">; they are not, in the respects that matter most for nutrient retention.</w:t>
       </w:r>
     </w:p>
     <w:p>
@@ -568,8 +1187,8 @@
       </w:pPr>
       <w:r>
         <w:rPr>
-          <w:iCs/>
-          <w:i/>
+          <w:i/>
+          <w:iCs/>
         </w:rPr>
         <w:t xml:space="preserve">Great South Bay, Barnegat Bay, and Long Island brown tides.</w:t>
       </w:r>
@@ -584,8 +1203,8 @@
       </w:r>
       <w:r>
         <w:rPr>
-          <w:iCs/>
-          <w:i/>
+          <w:i/>
+          <w:iCs/>
         </w:rPr>
         <w:t xml:space="preserve">Aureococcus anophagefferens</w:t>
       </w:r>
@@ -593,19 +1212,41 @@
         <w:t xml:space="preserve"> </w:t>
       </w:r>
       <w:r>
-        <w:t xml:space="preserve">blooms in Long Island south-shore bays to sustained elevated DON loads, with OWTS identified as a major contributor in Kinney &amp; Valiela (2011). Great South Bay’s bay-scallop fishery — historically the largest in the US — has never recovered from the 1985 brown-tide collapse, a direct parallel to the Virginia 1933 collapse and an explicit warning for the Virginia scallop reintroduction. Barnegat Bay (NJ) showed a similar trajectory and was classified as</w:t>
-      </w:r>
-      <w:r>
-        <w:t xml:space="preserve"> </w:t>
-      </w:r>
-      <w:r>
-        <w:t xml:space="preserve">“</w:t>
-      </w:r>
-      <w:r>
-        <w:t xml:space="preserve">highly eutrophic</w:t>
-      </w:r>
-      <w:r>
-        <w:t xml:space="preserve">”</w:t>
+        <w:t xml:space="preserve">blooms in Long Island south-shore bays to sustained elevated DON loads, with OWTS identified as a major contributor in Kinney &amp; Valiela (2011). Great South Bay’s bay-scallop fishery — historically the largest in the US — has never recovered from the 1985 brown-tide collapse.</w:t>
+      </w:r>
+      <w:r>
+        <w:t xml:space="preserve"> </w:t>
+      </w:r>
+      <w:r>
+        <w:rPr>
+          <w:b/>
+          <w:bCs/>
+        </w:rPr>
+        <w:t xml:space="preserve">[Oct 2026]</w:t>
+      </w:r>
+      <w:r>
+        <w:t xml:space="preserve"> </w:t>
+      </w:r>
+      <w:r>
+        <w:t xml:space="preserve">Earlier text called this</w:t>
+      </w:r>
+      <w:r>
+        <w:t xml:space="preserve"> </w:t>
+      </w:r>
+      <w:r>
+        <w:t xml:space="preserve">“a direct parallel to the Virginia 1933 collapse.”</w:t>
+      </w:r>
+      <w:r>
+        <w:t xml:space="preserve"> </w:t>
+      </w:r>
+      <w:r>
+        <w:t xml:space="preserve">It is not: Virginia’s collapse was caused by eelgrass wasting disease and the 1933 hurricane, not by nutrients or brown tide. The parallel holds only for the scallop’s dependence on seagrass. Barnegat Bay (NJ) showed a similar trajectory and was classified as</w:t>
+      </w:r>
+      <w:r>
+        <w:t xml:space="preserve"> </w:t>
+      </w:r>
+      <w:r>
+        <w:t xml:space="preserve">“highly eutrophic”</w:t>
       </w:r>
       <w:r>
         <w:t xml:space="preserve"> </w:t>
@@ -620,8 +1261,8 @@
       </w:pPr>
       <w:r>
         <w:rPr>
-          <w:iCs/>
-          <w:i/>
+          <w:i/>
+          <w:iCs/>
         </w:rPr>
         <w:t xml:space="preserve">European lagoon analogues.</w:t>
       </w:r>
@@ -636,8 +1277,8 @@
       </w:r>
       <w:r>
         <w:rPr>
-          <w:iCs/>
-          <w:i/>
+          <w:i/>
+          <w:iCs/>
         </w:rPr>
         <w:t xml:space="preserve">Zostera noltii</w:t>
       </w:r>
@@ -645,7 +1286,7 @@
         <w:t xml:space="preserve"> </w:t>
       </w:r>
       <w:r>
-        <w:t xml:space="preserve">collapse driven by macroalgal shading, with full loss within the 20–40 g N m⁻² yr⁻¹ window. Ria Formosa (Portugal) shows a similar loading-response curve, reinforcing that tipping thresholds from US work are not idiosyncratic.</w:t>
+        <w:t xml:space="preserve">collapse driven by macroalgal shading, with full loss within the 20–40 g N m⁻² yr⁻¹ window [citation unverified — Oct 2026]. Ria Formosa (Portugal) shows a similar loading-response curve, reinforcing that tipping thresholds from US work are not idiosyncratic.</w:t>
       </w:r>
     </w:p>
     <w:p>
@@ -654,8 +1295,8 @@
       </w:pPr>
       <w:r>
         <w:rPr>
-          <w:iCs/>
-          <w:i/>
+          <w:i/>
+          <w:iCs/>
         </w:rPr>
         <w:t xml:space="preserve">Take-away.</w:t>
       </w:r>
@@ -666,8 +1307,8 @@
         <w:t xml:space="preserve">Across independent analogues on three coasts, shallow coastal lagoons consistently cross the seagrass-to-macroalgae-to-phytoplankton sequence at modest areal N loads, and OWTS-dominated watersheds with sandy surficial aquifers have repeatedly been the proximate cause. The conceptual model is mature and quantitatively parameterized. What remains ESVA-specific is the local parameter set: how much septic N actually reaches the seaside lagoons, and at what residual margin the restored seagrass is currently operating.</w:t>
       </w:r>
     </w:p>
-    <w:bookmarkEnd w:id="22"/>
-    <w:bookmarkStart w:id="23" w:name="strength-of-evidence-assessment"/>
+    <w:bookmarkEnd w:id="12"/>
+    <w:bookmarkStart w:id="13" w:name="strength-of-evidence-assessment"/>
     <w:p>
       <w:pPr>
         <w:pStyle w:val="Heading2"/>
@@ -690,8 +1331,8 @@
       </w:pPr>
       <w:r>
         <w:rPr>
-          <w:iCs/>
-          <w:i/>
+          <w:i/>
+          <w:iCs/>
         </w:rPr>
         <w:t xml:space="preserve">Mechanistic plausibility: very strong.</w:t>
       </w:r>
@@ -699,7 +1340,47 @@
         <w:t xml:space="preserve"> </w:t>
       </w:r>
       <w:r>
-        <w:t xml:space="preserve">Every link in the causal chain — septic N entering a sandy oxic surficial aquifer, short groundwater travel paths to the lagoon, SGD-dominated N delivery, shallow flushing-limited lagoon hydrodynamics, nonlinear N-response in benthic communities, seagrass vulnerability, macroalgal and brown-tide potential — is individually well-established in the peer-reviewed literature. The mechanism is not speculative. The ESVA seaside sits squarely within the physical, geochemical, and biological envelope that has produced documented lagoon collapses elsewhere (Waquoit, Indian River, Great South Bay, Barnegat, Mondego). If one were designing a coastal setting most likely to suffer OWTS-driven lagoon eutrophication, the ESVA seaside — unsewered communities on a sandy surficial aquifer draining shallow bays with residence times of days to weeks — would be near the top of the list. Mechanistic confidence: high.</w:t>
+        <w:t xml:space="preserve">Every link in the causal chain — septic N entering a sandy oxic surficial aquifer, short groundwater travel paths to the lagoon, SGD-dominated N delivery, shallow flushing-limited lagoon hydrodynamics, nonlinear N-response in benthic communities, seagrass vulnerability, macroalgal and brown-tide potential — is individually well-established in the peer-reviewed literature. The mechanism is not speculative. Mechanistic confidence (general literature): high.</w:t>
+      </w:r>
+      <w:r>
+        <w:t xml:space="preserve"> </w:t>
+      </w:r>
+      <w:r>
+        <w:rPr>
+          <w:b/>
+          <w:bCs/>
+        </w:rPr>
+        <w:t xml:space="preserve">[Oct 2026, withdrawn]</w:t>
+      </w:r>
+      <w:r>
+        <w:t xml:space="preserve"> </w:t>
+      </w:r>
+      <w:r>
+        <w:t xml:space="preserve">Earlier text said the ESVA seaside</w:t>
+      </w:r>
+      <w:r>
+        <w:t xml:space="preserve"> </w:t>
+      </w:r>
+      <w:r>
+        <w:t xml:space="preserve">“sits squarely within the… envelope that has produced documented lagoon collapses elsewhere”</w:t>
+      </w:r>
+      <w:r>
+        <w:t xml:space="preserve"> </w:t>
+      </w:r>
+      <w:r>
+        <w:t xml:space="preserve">and would be</w:t>
+      </w:r>
+      <w:r>
+        <w:t xml:space="preserve"> </w:t>
+      </w:r>
+      <w:r>
+        <w:t xml:space="preserve">“near the top of the list”</w:t>
+      </w:r>
+      <w:r>
+        <w:t xml:space="preserve"> </w:t>
+      </w:r>
+      <w:r>
+        <w:t xml:space="preserve">of settings likely to suffer OWTS-driven eutrophication. That overstated it. The seaside has comparatively low septic density, residence times of days to weeks in the open interiors, and low measured nutrient concentrations. The analogue collapses occurred under far heavier loading or much longer residence times.</w:t>
       </w:r>
     </w:p>
     <w:p>
@@ -708,8 +1389,8 @@
       </w:pPr>
       <w:r>
         <w:rPr>
-          <w:iCs/>
-          <w:i/>
+          <w:i/>
+          <w:iCs/>
         </w:rPr>
         <w:t xml:space="preserve">Direct observational attribution on ESVA seaside: currently weak.</w:t>
       </w:r>
@@ -726,24 +1407,75 @@
       </w:pPr>
       <w:r>
         <w:rPr>
-          <w:iCs/>
-          <w:i/>
-        </w:rPr>
-        <w:t xml:space="preserve">Current ecological state: favorable but narrowing.</w:t>
-      </w:r>
-      <w:r>
-        <w:t xml:space="preserve"> </w:t>
-      </w:r>
-      <w:r>
-        <w:t xml:space="preserve">The seaside lagoons remain in a seagrass-dominated state, with the restored meadow still expanding (~240 ha yr⁻¹ since 2007; 3,612 ha as of the 2018 census, Orth et al. 2020), measurable C and N burial (Oreska et al. 2020; Aoki et al. 2020), and the first sustained bay scallop recovery signal in ~90 years (VIMS ESL 2025). Water clarity and nutrient concentrations in lagoon interiors remain low by global shallow-lagoon standards. The system is functioning. But it carries visible vulnerability: the 2015 marine heat wave caused ~50% areal eelgrass loss from which recovery is still incomplete;</w:t>
-      </w:r>
-      <w:r>
-        <w:t xml:space="preserve"> </w:t>
-      </w:r>
-      <w:r>
-        <w:rPr>
-          <w:iCs/>
-          <w:i/>
+          <w:i/>
+          <w:iCs/>
+        </w:rPr>
+        <w:t xml:space="preserve">Current ecological state: favorable</w:t>
+      </w:r>
+      <w:r>
+        <w:t xml:space="preserve"> </w:t>
+      </w:r>
+      <w:r>
+        <w:rPr>
+          <w:b/>
+          <w:bCs/>
+        </w:rPr>
+        <w:t xml:space="preserve">[Oct 2026:</w:t>
+      </w:r>
+      <w:r>
+        <w:rPr>
+          <w:b/>
+          <w:bCs/>
+        </w:rPr>
+        <w:t xml:space="preserve"> </w:t>
+      </w:r>
+      <w:r>
+        <w:rPr>
+          <w:b/>
+          <w:bCs/>
+        </w:rPr>
+        <w:t xml:space="preserve">“but narrowing”</w:t>
+      </w:r>
+      <w:r>
+        <w:rPr>
+          <w:b/>
+          <w:bCs/>
+        </w:rPr>
+        <w:t xml:space="preserve"> </w:t>
+      </w:r>
+      <w:r>
+        <w:rPr>
+          <w:b/>
+          <w:bCs/>
+        </w:rPr>
+        <w:t xml:space="preserve">removed]</w:t>
+      </w:r>
+      <w:r>
+        <w:t xml:space="preserve">. The seaside lagoons remain in a seagrass-dominated state, with the restored meadow still expanding (~240 ha yr⁻¹ since 2007; 3,612 ha as of the 2018 census, Orth et al. 2020), measurable C and N burial (Oreska et al. 2020; Aoki et al. 2020), and the first sustained bay scallop recovery signal in ~90 years (VIMS ESL 2025). Water clarity and nutrient concentrations in lagoon interiors remain low by global shallow-lagoon standards. The system is functioning. It does carry visible vulnerability.</w:t>
+      </w:r>
+      <w:r>
+        <w:t xml:space="preserve"> </w:t>
+      </w:r>
+      <w:r>
+        <w:rPr>
+          <w:b/>
+          <w:bCs/>
+        </w:rPr>
+        <w:t xml:space="preserve">[Oct 2026, corrected]</w:t>
+      </w:r>
+      <w:r>
+        <w:t xml:space="preserve"> </w:t>
+      </w:r>
+      <w:r>
+        <w:t xml:space="preserve">The 2015 marine heat wave caused severe, spatially uneven dieback in South Bay, with some inner-meadow sites losing ~90% of shoot density, followed by partial recovery.</w:t>
+      </w:r>
+      <w:r>
+        <w:t xml:space="preserve"> </w:t>
+      </w:r>
+      <w:r>
+        <w:rPr>
+          <w:i/>
+          <w:iCs/>
         </w:rPr>
         <w:t xml:space="preserve">Gracilaria vermiculophylla</w:t>
       </w:r>
@@ -751,7 +1483,7 @@
         <w:t xml:space="preserve"> </w:t>
       </w:r>
       <w:r>
-        <w:t xml:space="preserve">dominates drift-algal biomass; the thermal margin is eroding with warming; and Mitchell et al. (2021) project SLR compromises a large fraction of seaside drainfields within decades. Warming reduces eelgrass nutrient tolerance (Lefcheck et al. 2017) and the margin for additional N loading is narrower than ambient concentrations alone suggest.</w:t>
+        <w:t xml:space="preserve">dominates drift-algal biomass. The thermal margin is eroding with warming, and sea-level rise is projected to compromise septic treatment (Pathway 1; ESVA evidence is modeling, and Mitchell et al. 2021 does not analyze ESVA). Warming reduces eelgrass nutrient tolerance in Chesapeake Bay (Lefcheck et al. 2017). No nutrient threshold has been estimated for the seaside meadows.</w:t>
       </w:r>
     </w:p>
     <w:p>
@@ -760,8 +1492,8 @@
       </w:pPr>
       <w:r>
         <w:rPr>
-          <w:iCs/>
-          <w:i/>
+          <w:i/>
+          <w:iCs/>
         </w:rPr>
         <w:t xml:space="preserve">Bottom-line judgment.</w:t>
       </w:r>
@@ -776,8 +1508,8 @@
       </w:r>
       <w:r>
         <w:rPr>
-          <w:iCs/>
-          <w:i/>
+          <w:i/>
+          <w:iCs/>
         </w:rPr>
         <w:t xml:space="preserve">precautionary pathway</w:t>
       </w:r>
@@ -785,11 +1517,48 @@
         <w:t xml:space="preserve"> </w:t>
       </w:r>
       <w:r>
-        <w:t xml:space="preserve">— high mechanistic plausibility, high consequence, low observational attribution, narrowing margin — is the defensible synthesis position.</w:t>
-      </w:r>
-    </w:p>
-    <w:bookmarkEnd w:id="23"/>
-    <w:bookmarkStart w:id="24" w:name="data-gaps"/>
+        <w:t xml:space="preserve">— high mechanistic plausibility, high consequence, low observational attribution, unquantified margin</w:t>
+      </w:r>
+      <w:r>
+        <w:t xml:space="preserve"> </w:t>
+      </w:r>
+      <w:r>
+        <w:rPr>
+          <w:b/>
+          <w:bCs/>
+        </w:rPr>
+        <w:t xml:space="preserve">[Oct 2026: was</w:t>
+      </w:r>
+      <w:r>
+        <w:rPr>
+          <w:b/>
+          <w:bCs/>
+        </w:rPr>
+        <w:t xml:space="preserve"> </w:t>
+      </w:r>
+      <w:r>
+        <w:rPr>
+          <w:b/>
+          <w:bCs/>
+        </w:rPr>
+        <w:t xml:space="preserve">“narrowing margin”</w:t>
+      </w:r>
+      <w:r>
+        <w:rPr>
+          <w:b/>
+          <w:bCs/>
+        </w:rPr>
+        <w:t xml:space="preserve">]</w:t>
+      </w:r>
+      <w:r>
+        <w:t xml:space="preserve"> </w:t>
+      </w:r>
+      <w:r>
+        <w:t xml:space="preserve">— is the defensible synthesis position.</w:t>
+      </w:r>
+    </w:p>
+    <w:bookmarkEnd w:id="13"/>
+    <w:bookmarkStart w:id="14" w:name="data-gaps"/>
     <w:p>
       <w:pPr>
         <w:pStyle w:val="Heading2"/>
@@ -802,13 +1571,13 @@
       <w:pPr>
         <w:numPr>
           <w:ilvl w:val="0"/>
-          <w:numId w:val="1001"/>
-        </w:numPr>
-      </w:pPr>
-      <w:r>
-        <w:rPr>
-          <w:bCs/>
-          <w:b/>
+          <w:numId w:val="1002"/>
+        </w:numPr>
+      </w:pPr>
+      <w:r>
+        <w:rPr>
+          <w:b/>
+          <w:bCs/>
         </w:rPr>
         <w:t xml:space="preserve">Isotopic source attribution in seaside lagoons.</w:t>
       </w:r>
@@ -823,13 +1592,13 @@
       <w:pPr>
         <w:numPr>
           <w:ilvl w:val="0"/>
-          <w:numId w:val="1001"/>
-        </w:numPr>
-      </w:pPr>
-      <w:r>
-        <w:rPr>
-          <w:bCs/>
-          <w:b/>
+          <w:numId w:val="1002"/>
+        </w:numPr>
+      </w:pPr>
+      <w:r>
+        <w:rPr>
+          <w:b/>
+          <w:bCs/>
         </w:rPr>
         <w:t xml:space="preserve">Submarine groundwater discharge flux near seaside septic clusters.</w:t>
       </w:r>
@@ -837,20 +1606,54 @@
         <w:t xml:space="preserve"> </w:t>
       </w:r>
       <w:r>
-        <w:t xml:space="preserve">Radon-222 and radium-isotope SGD surveys (as used by Bratton et al. on the Bayside) have not been published for the populated seaside margins around Oyster, Willis Wharf, Wachapreague, and Red Bank. The integrated N flux from shoreline SGD to each lagoon, and its spatial relationship to OWTS density, is unquantified.</w:t>
-      </w:r>
-    </w:p>
-    <w:p>
-      <w:pPr>
-        <w:numPr>
-          <w:ilvl w:val="0"/>
-          <w:numId w:val="1001"/>
-        </w:numPr>
-      </w:pPr>
-      <w:r>
-        <w:rPr>
-          <w:bCs/>
-          <w:b/>
+        <w:t xml:space="preserve">Radon-222 and radium-isotope SGD surveys (as used by Bratton et al. 2009 in Chincoteague Bay, Maryland</w:t>
+      </w:r>
+      <w:r>
+        <w:t xml:space="preserve"> </w:t>
+      </w:r>
+      <w:r>
+        <w:rPr>
+          <w:b/>
+          <w:bCs/>
+        </w:rPr>
+        <w:t xml:space="preserve">[Oct 2026: earlier text said</w:t>
+      </w:r>
+      <w:r>
+        <w:rPr>
+          <w:b/>
+          <w:bCs/>
+        </w:rPr>
+        <w:t xml:space="preserve"> </w:t>
+      </w:r>
+      <w:r>
+        <w:rPr>
+          <w:b/>
+          <w:bCs/>
+        </w:rPr>
+        <w:t xml:space="preserve">“on the Bayside”</w:t>
+      </w:r>
+      <w:r>
+        <w:rPr>
+          <w:b/>
+          <w:bCs/>
+        </w:rPr>
+        <w:t xml:space="preserve">]</w:t>
+      </w:r>
+      <w:r>
+        <w:t xml:space="preserve">) have not been published for the populated seaside margins around Oyster, Willis Wharf, Wachapreague, and Red Bank. The integrated N flux from shoreline SGD to each lagoon, and its spatial relationship to OWTS density, is unquantified.</w:t>
+      </w:r>
+    </w:p>
+    <w:p>
+      <w:pPr>
+        <w:numPr>
+          <w:ilvl w:val="0"/>
+          <w:numId w:val="1002"/>
+        </w:numPr>
+      </w:pPr>
+      <w:r>
+        <w:rPr>
+          <w:b/>
+          <w:bCs/>
         </w:rPr>
         <w:t xml:space="preserve">Seaside-specific N loading model.</w:t>
       </w:r>
@@ -865,13 +1668,13 @@
       <w:pPr>
         <w:numPr>
           <w:ilvl w:val="0"/>
-          <w:numId w:val="1001"/>
-        </w:numPr>
-      </w:pPr>
-      <w:r>
-        <w:rPr>
-          <w:bCs/>
-          <w:b/>
+          <w:numId w:val="1002"/>
+        </w:numPr>
+      </w:pPr>
+      <w:r>
+        <w:rPr>
+          <w:b/>
+          <w:bCs/>
         </w:rPr>
         <w:t xml:space="preserve">Ambient nutrient monitoring density.</w:t>
       </w:r>
@@ -886,13 +1689,13 @@
       <w:pPr>
         <w:numPr>
           <w:ilvl w:val="0"/>
-          <w:numId w:val="1001"/>
-        </w:numPr>
-      </w:pPr>
-      <w:r>
-        <w:rPr>
-          <w:bCs/>
-          <w:b/>
+          <w:numId w:val="1002"/>
+        </w:numPr>
+      </w:pPr>
+      <w:r>
+        <w:rPr>
+          <w:b/>
+          <w:bCs/>
         </w:rPr>
         <w:t xml:space="preserve">Seagrass nutrient-tolerance thresholds under local warming.</w:t>
       </w:r>
@@ -907,13 +1710,13 @@
       <w:pPr>
         <w:numPr>
           <w:ilvl w:val="0"/>
-          <w:numId w:val="1001"/>
-        </w:numPr>
-      </w:pPr>
-      <w:r>
-        <w:rPr>
-          <w:bCs/>
-          <w:b/>
+          <w:numId w:val="1002"/>
+        </w:numPr>
+      </w:pPr>
+      <w:r>
+        <w:rPr>
+          <w:b/>
+          <w:bCs/>
         </w:rPr>
         <w:t xml:space="preserve">Brown tide early warning.</w:t>
       </w:r>
@@ -922,8 +1725,8 @@
       </w:r>
       <w:r>
         <w:rPr>
-          <w:iCs/>
-          <w:i/>
+          <w:i/>
+          <w:iCs/>
         </w:rPr>
         <w:t xml:space="preserve">Aureococcus anophagefferens</w:t>
       </w:r>
@@ -938,8 +1741,8 @@
       </w:r>
       <w:r>
         <w:rPr>
-          <w:iCs/>
-          <w:i/>
+          <w:i/>
+          <w:iCs/>
         </w:rPr>
         <w:t xml:space="preserve">Aureococcus</w:t>
       </w:r>
@@ -954,8 +1757,8 @@
       </w:r>
       <w:r>
         <w:rPr>
-          <w:iCs/>
-          <w:i/>
+          <w:i/>
+          <w:iCs/>
         </w:rPr>
         <w:t xml:space="preserve">Aureoumbra lagunensis</w:t>
       </w:r>
@@ -967,13 +1770,13 @@
       <w:pPr>
         <w:numPr>
           <w:ilvl w:val="0"/>
-          <w:numId w:val="1001"/>
-        </w:numPr>
-      </w:pPr>
-      <w:r>
-        <w:rPr>
-          <w:bCs/>
-          <w:b/>
+          <w:numId w:val="1002"/>
+        </w:numPr>
+      </w:pPr>
+      <w:r>
+        <w:rPr>
+          <w:b/>
+          <w:bCs/>
         </w:rPr>
         <w:t xml:space="preserve">OWTS census and failure-rate ground truth.</w:t>
       </w:r>
@@ -981,20 +1784,33 @@
         <w:t xml:space="preserve"> </w:t>
       </w:r>
       <w:r>
-        <w:t xml:space="preserve">The Mitchell et al. (2021) vulnerability mapping is parcel-based; direct observation of failure rates (e.g., dye tests, effluent sampling, maintenance records) for seaside drainfields is limited.</w:t>
-      </w:r>
-    </w:p>
-    <w:p>
-      <w:pPr>
-        <w:numPr>
-          <w:ilvl w:val="0"/>
-          <w:numId w:val="1001"/>
-        </w:numPr>
-      </w:pPr>
-      <w:r>
-        <w:rPr>
-          <w:bCs/>
-          <w:b/>
+        <w:t xml:space="preserve">The Mitchell et al. (2021) hot-spot mapping is based on VDH repair permits, Tidewater-wide</w:t>
+      </w:r>
+      <w:r>
+        <w:t xml:space="preserve"> </w:t>
+      </w:r>
+      <w:r>
+        <w:rPr>
+          <w:b/>
+          <w:bCs/>
+        </w:rPr>
+        <w:t xml:space="preserve">[Oct 2026]</w:t>
+      </w:r>
+      <w:r>
+        <w:t xml:space="preserve">; direct observation of failure rates (e.g., dye tests, effluent sampling, maintenance records) for seaside drainfields is limited.</w:t>
+      </w:r>
+    </w:p>
+    <w:p>
+      <w:pPr>
+        <w:numPr>
+          <w:ilvl w:val="0"/>
+          <w:numId w:val="1002"/>
+        </w:numPr>
+      </w:pPr>
+      <w:r>
+        <w:rPr>
+          <w:b/>
+          <w:bCs/>
         </w:rPr>
         <w:t xml:space="preserve">Coupling of OWTS N to the bay scallop recovery trajectory.</w:t>
       </w:r>
@@ -1005,8 +1821,8 @@
         <w:t xml:space="preserve">Because scallops are obligate eelgrass associates and the population is in early exponential growth, even modest meadow stress could stall the recovery. No study has quantified the scallop response to projected future N loading scenarios.</w:t>
       </w:r>
     </w:p>
-    <w:bookmarkEnd w:id="24"/>
-    <w:bookmarkStart w:id="25" w:name="references"/>
+    <w:bookmarkEnd w:id="14"/>
+    <w:bookmarkStart w:id="15" w:name="references"/>
     <w:p>
       <w:pPr>
         <w:pStyle w:val="Heading2"/>
@@ -1017,11 +1833,11 @@
     </w:p>
     <w:p>
       <w:pPr>
-        <w:numPr>
-          <w:ilvl w:val="0"/>
-          <w:numId w:val="1002"/>
-        </w:numPr>
-        <w:pStyle w:val="Compact"/>
+        <w:pStyle w:val="Compact"/>
+        <w:numPr>
+          <w:ilvl w:val="0"/>
+          <w:numId w:val="1003"/>
+        </w:numPr>
       </w:pPr>
       <w:r>
         <w:t xml:space="preserve">Anderson IC, McGlathery KJ, Tyler AC. 2003. Microbial mediation of</w:t>
@@ -1030,13 +1846,7 @@
         <w:t xml:space="preserve"> </w:t>
       </w:r>
       <w:r>
-        <w:t xml:space="preserve">‘</w:t>
-      </w:r>
-      <w:r>
-        <w:t xml:space="preserve">reactive</w:t>
-      </w:r>
-      <w:r>
-        <w:t xml:space="preserve">’</w:t>
+        <w:t xml:space="preserve">‘reactive’</w:t>
       </w:r>
       <w:r>
         <w:t xml:space="preserve"> </w:t>
@@ -1047,11 +1857,11 @@
     </w:p>
     <w:p>
       <w:pPr>
-        <w:numPr>
-          <w:ilvl w:val="0"/>
-          <w:numId w:val="1002"/>
-        </w:numPr>
-        <w:pStyle w:val="Compact"/>
+        <w:pStyle w:val="Compact"/>
+        <w:numPr>
+          <w:ilvl w:val="0"/>
+          <w:numId w:val="1003"/>
+        </w:numPr>
       </w:pPr>
       <w:r>
         <w:t xml:space="preserve">Aoki LR, McGlathery KJ, Oreska MPJ. 2020. Seagrass restoration reestablishes the coastal nitrogen cycle. Limnol Oceanogr Lett 5:340–346.</w:t>
@@ -1059,23 +1869,33 @@
     </w:p>
     <w:p>
       <w:pPr>
-        <w:numPr>
-          <w:ilvl w:val="0"/>
-          <w:numId w:val="1002"/>
-        </w:numPr>
-        <w:pStyle w:val="Compact"/>
-      </w:pPr>
-      <w:r>
-        <w:t xml:space="preserve">Aoki LR, McGlathery KJ, Wiberg PL, Al-Haj A. 2020. Depth affects seagrass restoration success and resilience to marine heat wave disturbance. Front Mar Sci 7:576784.</w:t>
-      </w:r>
-    </w:p>
-    <w:p>
-      <w:pPr>
-        <w:numPr>
-          <w:ilvl w:val="0"/>
-          <w:numId w:val="1002"/>
-        </w:numPr>
-        <w:pStyle w:val="Compact"/>
+        <w:pStyle w:val="Compact"/>
+        <w:numPr>
+          <w:ilvl w:val="0"/>
+          <w:numId w:val="1003"/>
+        </w:numPr>
+      </w:pPr>
+      <w:r>
+        <w:t xml:space="preserve">Aoki LR, McGlathery KJ, Wiberg PL, Al-Haj A. 2020. Depth affects seagrass restoration success and resilience to marine heat wave disturbance. Estuaries and Coasts 43:316–328. doi:10.1007/s12237-019-00685-0.</w:t>
+      </w:r>
+      <w:r>
+        <w:t xml:space="preserve"> </w:t>
+      </w:r>
+      <w:r>
+        <w:rPr>
+          <w:b/>
+          <w:bCs/>
+        </w:rPr>
+        <w:t xml:space="preserve">[Oct 2026: journal corrected per Crossref; earlier entry duplicated Berger et al.’s article number]</w:t>
+      </w:r>
+    </w:p>
+    <w:p>
+      <w:pPr>
+        <w:pStyle w:val="Compact"/>
+        <w:numPr>
+          <w:ilvl w:val="0"/>
+          <w:numId w:val="1003"/>
+        </w:numPr>
       </w:pPr>
       <w:r>
         <w:t xml:space="preserve">Berger AC, McGlathery KJ, Aoki LR, Oreska MPJ. 2020. Seagrass recovery following marine heat wave influences sediment carbon stocks. Front Mar Sci 7:576784.</w:t>
@@ -1083,11 +1903,11 @@
     </w:p>
     <w:p>
       <w:pPr>
-        <w:numPr>
-          <w:ilvl w:val="0"/>
-          <w:numId w:val="1002"/>
-        </w:numPr>
-        <w:pStyle w:val="Compact"/>
+        <w:pStyle w:val="Compact"/>
+        <w:numPr>
+          <w:ilvl w:val="0"/>
+          <w:numId w:val="1003"/>
+        </w:numPr>
       </w:pPr>
       <w:r>
         <w:t xml:space="preserve">Bowen JL, Valiela I. 2001. The ecological effects of urbanization of coastal watersheds: historical increases in nitrogen loads and eutrophication of Waquoit Bay estuaries. Can J Fish Aquat Sci 58:1489–1500.</w:t>
@@ -1095,23 +1915,23 @@
     </w:p>
     <w:p>
       <w:pPr>
-        <w:numPr>
-          <w:ilvl w:val="0"/>
-          <w:numId w:val="1002"/>
-        </w:numPr>
-        <w:pStyle w:val="Compact"/>
-      </w:pPr>
-      <w:r>
-        <w:t xml:space="preserve">Bratton JF, Böhlke JK, Krantz DE, Tobias CR. 2009. Flow and geochemistry of groundwater beneath a back-barrier lagoon: the subterranean estuary at Chincoteague Bay, Maryland, USA. Mar Chem 113:78–92.</w:t>
-      </w:r>
-    </w:p>
-    <w:p>
-      <w:pPr>
-        <w:numPr>
-          <w:ilvl w:val="0"/>
-          <w:numId w:val="1002"/>
-        </w:numPr>
-        <w:pStyle w:val="Compact"/>
+        <w:pStyle w:val="Compact"/>
+        <w:numPr>
+          <w:ilvl w:val="0"/>
+          <w:numId w:val="1003"/>
+        </w:numPr>
+      </w:pPr>
+      <w:r>
+        <w:t xml:space="preserve">[Oct 2026: Chincoteague Bay, Maryland] Bratton JF, Böhlke JK, Krantz DE, Tobias CR. 2009. Flow and geochemistry of groundwater beneath a back-barrier lagoon: the subterranean estuary at Chincoteague Bay, Maryland, USA. Mar Chem 113:78–92.</w:t>
+      </w:r>
+    </w:p>
+    <w:p>
+      <w:pPr>
+        <w:pStyle w:val="Compact"/>
+        <w:numPr>
+          <w:ilvl w:val="0"/>
+          <w:numId w:val="1003"/>
+        </w:numPr>
       </w:pPr>
       <w:r>
         <w:t xml:space="preserve">Bricker SB, Longstaff B, Dennison W, Jones A, Boicourt K, Wicks C, Woerner J. 2008. Effects of nutrient enrichment in the nation’s estuaries: a decade of change. Harmful Algae 8:21–32.</w:t>
@@ -1119,23 +1939,23 @@
     </w:p>
     <w:p>
       <w:pPr>
-        <w:numPr>
-          <w:ilvl w:val="0"/>
-          <w:numId w:val="1002"/>
-        </w:numPr>
-        <w:pStyle w:val="Compact"/>
-      </w:pPr>
-      <w:r>
-        <w:t xml:space="preserve">Capps KA, Bentsen CN, Ramírez A. 2020. Poverty, urbanization, and environmental degradation: urban streams in the developing world. Environ Sci Technol 54:11732–11743.</w:t>
-      </w:r>
-    </w:p>
-    <w:p>
-      <w:pPr>
-        <w:numPr>
-          <w:ilvl w:val="0"/>
-          <w:numId w:val="1002"/>
-        </w:numPr>
-        <w:pStyle w:val="Compact"/>
+        <w:pStyle w:val="Compact"/>
+        <w:numPr>
+          <w:ilvl w:val="0"/>
+          <w:numId w:val="1003"/>
+        </w:numPr>
+      </w:pPr>
+      <w:r>
+        <w:t xml:space="preserve">[Oct 2026: unverified, and does not support the ESVA claim it was cited for (withdrawn). The OWTS risk paper is Capps KA, Bateman McDonald JM, Gaur N, Parsons R. 2020. Assessing the socio-environmental risk of onsite wastewater treatment systems to inform management decisions. ES&amp;T 54:14843–14853.] Capps KA, Bentsen CN, Ramírez A. 2020. Poverty, urbanization, and environmental degradation: urban streams in the developing world. Environ Sci Technol 54:11732–11743.</w:t>
+      </w:r>
+    </w:p>
+    <w:p>
+      <w:pPr>
+        <w:pStyle w:val="Compact"/>
+        <w:numPr>
+          <w:ilvl w:val="0"/>
+          <w:numId w:val="1003"/>
+        </w:numPr>
       </w:pPr>
       <w:r>
         <w:t xml:space="preserve">Cardoso PG, Pardal MA, Lillebø AI, Ferreira SM, Raffaelli D, Marques JC. 2004. Dynamic changes in seagrass assemblages under eutrophication and implications for recovery. J Exp Mar Biol Ecol 302:233–248.</w:t>
@@ -1143,11 +1963,11 @@
     </w:p>
     <w:p>
       <w:pPr>
-        <w:numPr>
-          <w:ilvl w:val="0"/>
-          <w:numId w:val="1002"/>
-        </w:numPr>
-        <w:pStyle w:val="Compact"/>
+        <w:pStyle w:val="Compact"/>
+        <w:numPr>
+          <w:ilvl w:val="0"/>
+          <w:numId w:val="1003"/>
+        </w:numPr>
       </w:pPr>
       <w:r>
         <w:t xml:space="preserve">Cloern JE. 2001. Our evolving conceptual model of the coastal eutrophication problem. Mar Ecol Prog Ser 210:223–253.</w:t>
@@ -1155,11 +1975,11 @@
     </w:p>
     <w:p>
       <w:pPr>
-        <w:numPr>
-          <w:ilvl w:val="0"/>
-          <w:numId w:val="1002"/>
-        </w:numPr>
-        <w:pStyle w:val="Compact"/>
+        <w:pStyle w:val="Compact"/>
+        <w:numPr>
+          <w:ilvl w:val="0"/>
+          <w:numId w:val="1003"/>
+        </w:numPr>
       </w:pPr>
       <w:r>
         <w:t xml:space="preserve">Duarte CM, Conley DJ, Carstensen J, Sánchez-Camacho M. 2009. Return to Neverland: shifting baselines affect eutrophication restoration targets. Estuaries Coasts 32:29–36.</w:t>
@@ -1167,23 +1987,23 @@
     </w:p>
     <w:p>
       <w:pPr>
-        <w:numPr>
-          <w:ilvl w:val="0"/>
-          <w:numId w:val="1002"/>
-        </w:numPr>
-        <w:pStyle w:val="Compact"/>
-      </w:pPr>
-      <w:r>
-        <w:t xml:space="preserve">Foreman K, Valiela I, et al. 2007. Coupled watershed–estuary nitrogen studies in Waquoit Bay. (synthesis reports, MBL/Ecosystems Center).</w:t>
-      </w:r>
-    </w:p>
-    <w:p>
-      <w:pPr>
-        <w:numPr>
-          <w:ilvl w:val="0"/>
-          <w:numId w:val="1002"/>
-        </w:numPr>
-        <w:pStyle w:val="Compact"/>
+        <w:pStyle w:val="Compact"/>
+        <w:numPr>
+          <w:ilvl w:val="0"/>
+          <w:numId w:val="1003"/>
+        </w:numPr>
+      </w:pPr>
+      <w:r>
+        <w:t xml:space="preserve">[unverified — Oct 2026; incomplete reference] Foreman K, Valiela I, et al. 2007. Coupled watershed–estuary nitrogen studies in Waquoit Bay. (synthesis reports, MBL/Ecosystems Center).</w:t>
+      </w:r>
+    </w:p>
+    <w:p>
+      <w:pPr>
+        <w:pStyle w:val="Compact"/>
+        <w:numPr>
+          <w:ilvl w:val="0"/>
+          <w:numId w:val="1003"/>
+        </w:numPr>
       </w:pPr>
       <w:r>
         <w:t xml:space="preserve">Gobler CJ, Boneillo GE, Debenham CJ, Caron DA. 2002, 2005. Nutrient limitation, organic matter cycling, and plankton dynamics during an</w:t>
@@ -1193,8 +2013,8 @@
       </w:r>
       <w:r>
         <w:rPr>
-          <w:iCs/>
-          <w:i/>
+          <w:i/>
+          <w:iCs/>
         </w:rPr>
         <w:t xml:space="preserve">Aureococcus anophagefferens</w:t>
       </w:r>
@@ -1207,11 +2027,11 @@
     </w:p>
     <w:p>
       <w:pPr>
-        <w:numPr>
-          <w:ilvl w:val="0"/>
-          <w:numId w:val="1002"/>
-        </w:numPr>
-        <w:pStyle w:val="Compact"/>
+        <w:pStyle w:val="Compact"/>
+        <w:numPr>
+          <w:ilvl w:val="0"/>
+          <w:numId w:val="1003"/>
+        </w:numPr>
       </w:pPr>
       <w:r>
         <w:t xml:space="preserve">Gobler CJ, Berry DL, Dyhrman ST, Wilhelm SW, Salamov A, Lobanov AV, et al. 2011. Niche of harmful alga</w:t>
@@ -1221,8 +2041,8 @@
       </w:r>
       <w:r>
         <w:rPr>
-          <w:iCs/>
-          <w:i/>
+          <w:i/>
+          <w:iCs/>
         </w:rPr>
         <w:t xml:space="preserve">Aureococcus anophagefferens</w:t>
       </w:r>
@@ -1235,22 +2055,22 @@
     </w:p>
     <w:p>
       <w:pPr>
-        <w:numPr>
-          <w:ilvl w:val="0"/>
-          <w:numId w:val="1002"/>
-        </w:numPr>
-        <w:pStyle w:val="Compact"/>
-      </w:pPr>
-      <w:r>
-        <w:t xml:space="preserve">Hanisak MD, et al. 2023.</w:t>
-      </w:r>
-      <w:r>
-        <w:t xml:space="preserve"> </w:t>
-      </w:r>
-      <w:r>
-        <w:rPr>
-          <w:iCs/>
-          <w:i/>
+        <w:pStyle w:val="Compact"/>
+        <w:numPr>
+          <w:ilvl w:val="0"/>
+          <w:numId w:val="1003"/>
+        </w:numPr>
+      </w:pPr>
+      <w:r>
+        <w:t xml:space="preserve">[unverified — Oct 2026; incomplete reference] Hanisak MD, et al. 2023.</w:t>
+      </w:r>
+      <w:r>
+        <w:t xml:space="preserve"> </w:t>
+      </w:r>
+      <w:r>
+        <w:rPr>
+          <w:i/>
+          <w:iCs/>
         </w:rPr>
         <w:t xml:space="preserve">Caulerpa prolifera</w:t>
       </w:r>
@@ -1263,11 +2083,11 @@
     </w:p>
     <w:p>
       <w:pPr>
-        <w:numPr>
-          <w:ilvl w:val="0"/>
-          <w:numId w:val="1002"/>
-        </w:numPr>
-        <w:pStyle w:val="Compact"/>
+        <w:pStyle w:val="Compact"/>
+        <w:numPr>
+          <w:ilvl w:val="0"/>
+          <w:numId w:val="1003"/>
+        </w:numPr>
       </w:pPr>
       <w:r>
         <w:t xml:space="preserve">Howes BL, Weiskel PK, Goehringer DD, Teal JM. 1996. Interception of freshwater and nitrogen transport from uplands to coastal waters: the role of saltmarshes. In Nordstrom &amp; Roman (eds.) Estuarine Shores.</w:t>
@@ -1275,11 +2095,11 @@
     </w:p>
     <w:p>
       <w:pPr>
-        <w:numPr>
-          <w:ilvl w:val="0"/>
-          <w:numId w:val="1002"/>
-        </w:numPr>
-        <w:pStyle w:val="Compact"/>
+        <w:pStyle w:val="Compact"/>
+        <w:numPr>
+          <w:ilvl w:val="0"/>
+          <w:numId w:val="1003"/>
+        </w:numPr>
       </w:pPr>
       <w:r>
         <w:t xml:space="preserve">Kinney EL, Valiela I. 2011. Nitrogen loading to Great South Bay: land use, sources, retention, and transport from land to bay. J Coast Res 27:672–686.</w:t>
@@ -1287,11 +2107,11 @@
     </w:p>
     <w:p>
       <w:pPr>
-        <w:numPr>
-          <w:ilvl w:val="0"/>
-          <w:numId w:val="1002"/>
-        </w:numPr>
-        <w:pStyle w:val="Compact"/>
+        <w:pStyle w:val="Compact"/>
+        <w:numPr>
+          <w:ilvl w:val="0"/>
+          <w:numId w:val="1003"/>
+        </w:numPr>
       </w:pPr>
       <w:r>
         <w:t xml:space="preserve">Lapointe BE, Herren LW, Debortoli DD, Vogel MA. 2015. Evidence of sewage-driven eutrophication and harmful algal blooms in Florida’s Indian River Lagoon. Harmful Algae 43:82–102.</w:t>
@@ -1299,11 +2119,11 @@
     </w:p>
     <w:p>
       <w:pPr>
-        <w:numPr>
-          <w:ilvl w:val="0"/>
-          <w:numId w:val="1002"/>
-        </w:numPr>
-        <w:pStyle w:val="Compact"/>
+        <w:pStyle w:val="Compact"/>
+        <w:numPr>
+          <w:ilvl w:val="0"/>
+          <w:numId w:val="1003"/>
+        </w:numPr>
       </w:pPr>
       <w:r>
         <w:t xml:space="preserve">Lapointe BE, Herren LW, Paule AL. 2017. Septic systems contribute to nutrient pollution and harmful algal blooms in the St. Lucie Estuary, Southeast Florida. Harmful Algae 70:1–22.</w:t>
@@ -1311,11 +2131,11 @@
     </w:p>
     <w:p>
       <w:pPr>
-        <w:numPr>
-          <w:ilvl w:val="0"/>
-          <w:numId w:val="1002"/>
-        </w:numPr>
-        <w:pStyle w:val="Compact"/>
+        <w:pStyle w:val="Compact"/>
+        <w:numPr>
+          <w:ilvl w:val="0"/>
+          <w:numId w:val="1003"/>
+        </w:numPr>
       </w:pPr>
       <w:r>
         <w:t xml:space="preserve">Lapointe BE, Herren LW, Brewton RA, Alderman PK. 2020. Nutrient over-enrichment and light limitation of seagrass communities in the Indian River Lagoon. Sci Total Environ 699:134068.</w:t>
@@ -1323,11 +2143,11 @@
     </w:p>
     <w:p>
       <w:pPr>
-        <w:numPr>
-          <w:ilvl w:val="0"/>
-          <w:numId w:val="1002"/>
-        </w:numPr>
-        <w:pStyle w:val="Compact"/>
+        <w:pStyle w:val="Compact"/>
+        <w:numPr>
+          <w:ilvl w:val="0"/>
+          <w:numId w:val="1003"/>
+        </w:numPr>
       </w:pPr>
       <w:r>
         <w:t xml:space="preserve">Lapointe BE, Brewton RA, Herren LW, Wang M, Hu C, McGillicuddy DJ Jr, Lindell S, Hernandez FJ, Morton PL. 2023. Fertilizer restrictions are not sufficient to mitigate nutrient pollution and harmful algal blooms in the Indian River Lagoon. Mar Pollut Bull 193:115222.</w:t>
@@ -1335,19 +2155,19 @@
     </w:p>
     <w:p>
       <w:pPr>
-        <w:numPr>
-          <w:ilvl w:val="0"/>
-          <w:numId w:val="1002"/>
-        </w:numPr>
-        <w:pStyle w:val="Compact"/>
+        <w:pStyle w:val="Compact"/>
+        <w:numPr>
+          <w:ilvl w:val="0"/>
+          <w:numId w:val="1003"/>
+        </w:numPr>
       </w:pPr>
       <w:r>
         <w:t xml:space="preserve">Lefcheck JS, Wilcox DJ, Murphy RR, Marion SR, Orth RJ. 2017. Multiple stressors threaten the imperiled coastal foundation species eelgrass (</w:t>
       </w:r>
       <w:r>
         <w:rPr>
-          <w:iCs/>
-          <w:i/>
+          <w:i/>
+          <w:iCs/>
         </w:rPr>
         <w:t xml:space="preserve">Zostera marina</w:t>
       </w:r>
@@ -1357,11 +2177,11 @@
     </w:p>
     <w:p>
       <w:pPr>
-        <w:numPr>
-          <w:ilvl w:val="0"/>
-          <w:numId w:val="1002"/>
-        </w:numPr>
-        <w:pStyle w:val="Compact"/>
+        <w:pStyle w:val="Compact"/>
+        <w:numPr>
+          <w:ilvl w:val="0"/>
+          <w:numId w:val="1003"/>
+        </w:numPr>
       </w:pPr>
       <w:r>
         <w:t xml:space="preserve">Lefcheck JS, Orth RJ, Dennison WC, Wilcox DJ, Murphy RR, Keisman J, Gurbisz C, Hannam M, Landry JB, Moore KA, et al. 2018. Long-term nutrient reductions lead to the unprecedented recovery of a temperate coastal region. PNAS 115:3658–3662.</w:t>
@@ -1369,11 +2189,11 @@
     </w:p>
     <w:p>
       <w:pPr>
-        <w:numPr>
-          <w:ilvl w:val="0"/>
-          <w:numId w:val="1002"/>
-        </w:numPr>
-        <w:pStyle w:val="Compact"/>
+        <w:pStyle w:val="Compact"/>
+        <w:numPr>
+          <w:ilvl w:val="0"/>
+          <w:numId w:val="1003"/>
+        </w:numPr>
       </w:pPr>
       <w:r>
         <w:t xml:space="preserve">McGlathery KJ, Sundbäck K, Anderson IC. 2007. Eutrophication in shallow coastal bays and lagoons: the role of plants in the coastal filter. Mar Ecol Prog Ser 348:1–18.</w:t>
@@ -1381,11 +2201,11 @@
     </w:p>
     <w:p>
       <w:pPr>
-        <w:numPr>
-          <w:ilvl w:val="0"/>
-          <w:numId w:val="1002"/>
-        </w:numPr>
-        <w:pStyle w:val="Compact"/>
+        <w:pStyle w:val="Compact"/>
+        <w:numPr>
+          <w:ilvl w:val="0"/>
+          <w:numId w:val="1003"/>
+        </w:numPr>
       </w:pPr>
       <w:r>
         <w:t xml:space="preserve">McGlathery KJ, Reynolds LK, Cole LW, Orth RJ, Marion SR, Schwarzschild A. 2012. Recovery trajectories during state change from bare sediment to eelgrass dominance. Mar Ecol Prog Ser 448:209–221.</w:t>
@@ -1393,23 +2213,33 @@
     </w:p>
     <w:p>
       <w:pPr>
-        <w:numPr>
-          <w:ilvl w:val="0"/>
-          <w:numId w:val="1002"/>
-        </w:numPr>
-        <w:pStyle w:val="Compact"/>
-      </w:pPr>
-      <w:r>
-        <w:t xml:space="preserve">Mitchell M, Isdell RE, Herman J, Tombleson C. 2021. Impacts of sea-level rise on private residential septic systems: Eastern Shore of Virginia. Front Mar Sci 8:631757.</w:t>
-      </w:r>
-    </w:p>
-    <w:p>
-      <w:pPr>
-        <w:numPr>
-          <w:ilvl w:val="0"/>
-          <w:numId w:val="1002"/>
-        </w:numPr>
-        <w:pStyle w:val="Compact"/>
+        <w:pStyle w:val="Compact"/>
+        <w:numPr>
+          <w:ilvl w:val="0"/>
+          <w:numId w:val="1003"/>
+        </w:numPr>
+      </w:pPr>
+      <w:r>
+        <w:t xml:space="preserve">Mitchell M, Isdell RE, Herman J, Tombleson C. 2021. Impact assessment and management challenges of key rural human health infrastructure under sea level rise. Front Mar Sci 8:631757.</w:t>
+      </w:r>
+      <w:r>
+        <w:t xml:space="preserve"> </w:t>
+      </w:r>
+      <w:r>
+        <w:rPr>
+          <w:b/>
+          <w:bCs/>
+        </w:rPr>
+        <w:t xml:space="preserve">[Oct 2026: title corrected; Tidewater-wide, not an Eastern Shore study]</w:t>
+      </w:r>
+    </w:p>
+    <w:p>
+      <w:pPr>
+        <w:pStyle w:val="Compact"/>
+        <w:numPr>
+          <w:ilvl w:val="0"/>
+          <w:numId w:val="1003"/>
+        </w:numPr>
       </w:pPr>
       <w:r>
         <w:t xml:space="preserve">Morris LJ, Hall LM, Jacoby CA. 2018. Seagrass in a changing estuary, the Indian River Lagoon, Florida. Fla Sci 81:50–70.</w:t>
@@ -1417,19 +2247,19 @@
     </w:p>
     <w:p>
       <w:pPr>
-        <w:numPr>
-          <w:ilvl w:val="0"/>
-          <w:numId w:val="1002"/>
-        </w:numPr>
-        <w:pStyle w:val="Compact"/>
+        <w:pStyle w:val="Compact"/>
+        <w:numPr>
+          <w:ilvl w:val="0"/>
+          <w:numId w:val="1003"/>
+        </w:numPr>
       </w:pPr>
       <w:r>
         <w:t xml:space="preserve">Oesterling MJ, Adams TG, Lipcius RN. 2016. The bay scallop (</w:t>
       </w:r>
       <w:r>
         <w:rPr>
-          <w:iCs/>
-          <w:i/>
+          <w:i/>
+          <w:iCs/>
         </w:rPr>
         <w:t xml:space="preserve">Argopecten irradians</w:t>
       </w:r>
@@ -1439,11 +2269,11 @@
     </w:p>
     <w:p>
       <w:pPr>
-        <w:numPr>
-          <w:ilvl w:val="0"/>
-          <w:numId w:val="1002"/>
-        </w:numPr>
-        <w:pStyle w:val="Compact"/>
+        <w:pStyle w:val="Compact"/>
+        <w:numPr>
+          <w:ilvl w:val="0"/>
+          <w:numId w:val="1003"/>
+        </w:numPr>
       </w:pPr>
       <w:r>
         <w:t xml:space="preserve">Oreska MPJ, McGlathery KJ, Aoki LR, Berger AC, Berg P, Mullins L. 2020. The greenhouse gas offset potential from seagrass restoration. Sci Rep 10:7325.</w:t>
@@ -1451,11 +2281,11 @@
     </w:p>
     <w:p>
       <w:pPr>
-        <w:numPr>
-          <w:ilvl w:val="0"/>
-          <w:numId w:val="1002"/>
-        </w:numPr>
-        <w:pStyle w:val="Compact"/>
+        <w:pStyle w:val="Compact"/>
+        <w:numPr>
+          <w:ilvl w:val="0"/>
+          <w:numId w:val="1003"/>
+        </w:numPr>
       </w:pPr>
       <w:r>
         <w:t xml:space="preserve">Orth RJ, Luckenbach ML, Marion SR, Moore KA, Wilcox DJ. 2006. Seagrass recovery in the Delmarva Coastal Bays, USA. Aquat Bot 84:26–36.</w:t>
@@ -1463,11 +2293,11 @@
     </w:p>
     <w:p>
       <w:pPr>
-        <w:numPr>
-          <w:ilvl w:val="0"/>
-          <w:numId w:val="1002"/>
-        </w:numPr>
-        <w:pStyle w:val="Compact"/>
+        <w:pStyle w:val="Compact"/>
+        <w:numPr>
+          <w:ilvl w:val="0"/>
+          <w:numId w:val="1003"/>
+        </w:numPr>
       </w:pPr>
       <w:r>
         <w:t xml:space="preserve">Orth RJ, Dennison WC, Lefcheck JS, Gurbisz C, Hannam M, Keisman J, Landry JB, Moore KA, Murphy RR, Patrick CJ, et al. 2017. Submersed aquatic vegetation in Chesapeake Bay: sentinel species in a changing world. BioScience 67:698–712.</w:t>
@@ -1475,11 +2305,11 @@
     </w:p>
     <w:p>
       <w:pPr>
-        <w:numPr>
-          <w:ilvl w:val="0"/>
-          <w:numId w:val="1002"/>
-        </w:numPr>
-        <w:pStyle w:val="Compact"/>
+        <w:pStyle w:val="Compact"/>
+        <w:numPr>
+          <w:ilvl w:val="0"/>
+          <w:numId w:val="1003"/>
+        </w:numPr>
       </w:pPr>
       <w:r>
         <w:t xml:space="preserve">Orth RJ, Lefcheck JS, McGlathery KS, Aoki L, Luckenbach MW, Moore KA, Oreska MPJ, Snyder R, Wilcox DJ, Lusk B. 2020. Restoration of seagrass habitat leads to rapid recovery of coastal ecosystem services. Sci Adv 6:eabc6434.</w:t>
@@ -1487,11 +2317,11 @@
     </w:p>
     <w:p>
       <w:pPr>
-        <w:numPr>
-          <w:ilvl w:val="0"/>
-          <w:numId w:val="1002"/>
-        </w:numPr>
-        <w:pStyle w:val="Compact"/>
+        <w:pStyle w:val="Compact"/>
+        <w:numPr>
+          <w:ilvl w:val="0"/>
+          <w:numId w:val="1003"/>
+        </w:numPr>
       </w:pPr>
       <w:r>
         <w:t xml:space="preserve">Phlips EJ, Badylak S, Lasi MA, Chamberlain R, Green WC, Hall LM, Hart JA, Lockwood JC, Miller JD, Morris LJ, Steward JS. 2015. From red tides to green and brown tides: bloom dynamics in a restricted subtropical lagoon under shifting climatic conditions. Estuaries Coasts 38:886–904.</w:t>
@@ -1499,23 +2329,23 @@
     </w:p>
     <w:p>
       <w:pPr>
-        <w:numPr>
-          <w:ilvl w:val="0"/>
-          <w:numId w:val="1002"/>
-        </w:numPr>
-        <w:pStyle w:val="Compact"/>
-      </w:pPr>
-      <w:r>
-        <w:t xml:space="preserve">Russ EJ, Palinkas CM. 2020. Sedimentary organic matter sources on the seaside of the Delmarva Peninsula. (coastal geology/biogeochem report).</w:t>
-      </w:r>
-    </w:p>
-    <w:p>
-      <w:pPr>
-        <w:numPr>
-          <w:ilvl w:val="0"/>
-          <w:numId w:val="1002"/>
-        </w:numPr>
-        <w:pStyle w:val="Compact"/>
+        <w:pStyle w:val="Compact"/>
+        <w:numPr>
+          <w:ilvl w:val="0"/>
+          <w:numId w:val="1003"/>
+        </w:numPr>
+      </w:pPr>
+      <w:r>
+        <w:t xml:space="preserve">[unverified — Oct 2026; incomplete reference] Russ EJ, Palinkas CM. 2020. Sedimentary organic matter sources on the seaside of the Delmarva Peninsula. (coastal geology/biogeochem report).</w:t>
+      </w:r>
+    </w:p>
+    <w:p>
+      <w:pPr>
+        <w:pStyle w:val="Compact"/>
+        <w:numPr>
+          <w:ilvl w:val="0"/>
+          <w:numId w:val="1003"/>
+        </w:numPr>
       </w:pPr>
       <w:r>
         <w:t xml:space="preserve">Safak I, Wiberg PL, Richardson DL, Kurum MO. 2015. Controls on residence time and exchange in a system of shallow coastal bays. Cont Shelf Res 97:7–20.</w:t>
@@ -1523,11 +2353,11 @@
     </w:p>
     <w:p>
       <w:pPr>
-        <w:numPr>
-          <w:ilvl w:val="0"/>
-          <w:numId w:val="1002"/>
-        </w:numPr>
-        <w:pStyle w:val="Compact"/>
+        <w:pStyle w:val="Compact"/>
+        <w:numPr>
+          <w:ilvl w:val="0"/>
+          <w:numId w:val="1003"/>
+        </w:numPr>
       </w:pPr>
       <w:r>
         <w:t xml:space="preserve">Speiran GK. 1996. Geohydrology and geochemistry near coastal ground-water-discharge areas of the Eastern Shore, Virginia. USGS Water-Supply Paper 2479.</w:t>
@@ -1535,11 +2365,11 @@
     </w:p>
     <w:p>
       <w:pPr>
-        <w:numPr>
-          <w:ilvl w:val="0"/>
-          <w:numId w:val="1002"/>
-        </w:numPr>
-        <w:pStyle w:val="Compact"/>
+        <w:pStyle w:val="Compact"/>
+        <w:numPr>
+          <w:ilvl w:val="0"/>
+          <w:numId w:val="1003"/>
+        </w:numPr>
       </w:pPr>
       <w:r>
         <w:t xml:space="preserve">Stanhope JW, Anderson IC, Reay WG. 2009. Base flow nutrient discharges from lower Delmarva Peninsula watersheds of Virginia, USA. J Environ Qual 38:2070–2083.</w:t>
@@ -1547,11 +2377,11 @@
     </w:p>
     <w:p>
       <w:pPr>
-        <w:numPr>
-          <w:ilvl w:val="0"/>
-          <w:numId w:val="1002"/>
-        </w:numPr>
-        <w:pStyle w:val="Compact"/>
+        <w:pStyle w:val="Compact"/>
+        <w:numPr>
+          <w:ilvl w:val="0"/>
+          <w:numId w:val="1003"/>
+        </w:numPr>
       </w:pPr>
       <w:r>
         <w:t xml:space="preserve">Thomsen MS, Gurgel CFD, Fredericq S, McGlathery KJ. 2005.</w:t>
@@ -1561,8 +2391,8 @@
       </w:r>
       <w:r>
         <w:rPr>
-          <w:iCs/>
-          <w:i/>
+          <w:i/>
+          <w:iCs/>
         </w:rPr>
         <w:t xml:space="preserve">Gracilaria vermiculophylla</w:t>
       </w:r>
@@ -1575,11 +2405,11 @@
     </w:p>
     <w:p>
       <w:pPr>
-        <w:numPr>
-          <w:ilvl w:val="0"/>
-          <w:numId w:val="1002"/>
-        </w:numPr>
-        <w:pStyle w:val="Compact"/>
+        <w:pStyle w:val="Compact"/>
+        <w:numPr>
+          <w:ilvl w:val="0"/>
+          <w:numId w:val="1003"/>
+        </w:numPr>
       </w:pPr>
       <w:r>
         <w:t xml:space="preserve">Thomsen MS, McGlathery KJ. 2007. Stress tolerance of the invasive macroalgae</w:t>
@@ -1589,8 +2419,8 @@
       </w:r>
       <w:r>
         <w:rPr>
-          <w:iCs/>
-          <w:i/>
+          <w:i/>
+          <w:iCs/>
         </w:rPr>
         <w:t xml:space="preserve">Codium fragile</w:t>
       </w:r>
@@ -1605,8 +2435,8 @@
       </w:r>
       <w:r>
         <w:rPr>
-          <w:iCs/>
-          <w:i/>
+          <w:i/>
+          <w:iCs/>
         </w:rPr>
         <w:t xml:space="preserve">Gracilaria vermiculophylla</w:t>
       </w:r>
@@ -1619,11 +2449,11 @@
     </w:p>
     <w:p>
       <w:pPr>
-        <w:numPr>
-          <w:ilvl w:val="0"/>
-          <w:numId w:val="1002"/>
-        </w:numPr>
-        <w:pStyle w:val="Compact"/>
+        <w:pStyle w:val="Compact"/>
+        <w:numPr>
+          <w:ilvl w:val="0"/>
+          <w:numId w:val="1003"/>
+        </w:numPr>
       </w:pPr>
       <w:r>
         <w:t xml:space="preserve">Thomsen MS, McGlathery KJ, Schwarzschild AC, Silliman BR. 2009. Distribution and ecological role of the non-native macroalga</w:t>
@@ -1633,8 +2463,8 @@
       </w:r>
       <w:r>
         <w:rPr>
-          <w:iCs/>
-          <w:i/>
+          <w:i/>
+          <w:iCs/>
         </w:rPr>
         <w:t xml:space="preserve">Gracilaria vermiculophylla</w:t>
       </w:r>
@@ -1647,11 +2477,11 @@
     </w:p>
     <w:p>
       <w:pPr>
-        <w:numPr>
-          <w:ilvl w:val="0"/>
-          <w:numId w:val="1002"/>
-        </w:numPr>
-        <w:pStyle w:val="Compact"/>
+        <w:pStyle w:val="Compact"/>
+        <w:numPr>
+          <w:ilvl w:val="0"/>
+          <w:numId w:val="1003"/>
+        </w:numPr>
       </w:pPr>
       <w:r>
         <w:t xml:space="preserve">Tyler AC, McGlathery KJ, Anderson IC. 2001. Macroalgal mediation of dissolved organic nitrogen fluxes in a temperate coastal lagoon. Estuar Coast Shelf Sci 53:155–168.</w:t>
@@ -1659,11 +2489,11 @@
     </w:p>
     <w:p>
       <w:pPr>
-        <w:numPr>
-          <w:ilvl w:val="0"/>
-          <w:numId w:val="1002"/>
-        </w:numPr>
-        <w:pStyle w:val="Compact"/>
+        <w:pStyle w:val="Compact"/>
+        <w:numPr>
+          <w:ilvl w:val="0"/>
+          <w:numId w:val="1003"/>
+        </w:numPr>
       </w:pPr>
       <w:r>
         <w:t xml:space="preserve">Tyler AC, McGlathery KJ, Anderson IC. 2003. Benthic algae control sediment–water column fluxes of organic and inorganic nitrogen compounds in a temperate lagoon. Limnol Oceanogr 48:2125–2137.</w:t>
@@ -1671,11 +2501,11 @@
     </w:p>
     <w:p>
       <w:pPr>
-        <w:numPr>
-          <w:ilvl w:val="0"/>
-          <w:numId w:val="1002"/>
-        </w:numPr>
-        <w:pStyle w:val="Compact"/>
+        <w:pStyle w:val="Compact"/>
+        <w:numPr>
+          <w:ilvl w:val="0"/>
+          <w:numId w:val="1003"/>
+        </w:numPr>
       </w:pPr>
       <w:r>
         <w:t xml:space="preserve">Tyler AC, McGlathery KJ. 2006. Uptake and release of nitrogen by the macroalgae</w:t>
@@ -1685,8 +2515,8 @@
       </w:r>
       <w:r>
         <w:rPr>
-          <w:iCs/>
-          <w:i/>
+          <w:i/>
+          <w:iCs/>
         </w:rPr>
         <w:t xml:space="preserve">Gracilaria vermiculophylla</w:t>
       </w:r>
@@ -1699,11 +2529,11 @@
     </w:p>
     <w:p>
       <w:pPr>
-        <w:numPr>
-          <w:ilvl w:val="0"/>
-          <w:numId w:val="1002"/>
-        </w:numPr>
-        <w:pStyle w:val="Compact"/>
+        <w:pStyle w:val="Compact"/>
+        <w:numPr>
+          <w:ilvl w:val="0"/>
+          <w:numId w:val="1003"/>
+        </w:numPr>
       </w:pPr>
       <w:r>
         <w:t xml:space="preserve">Valiela I, Collins G, Kremer J, Lajtha K, Geist M, Seely B, Brawley J, Sham CH. 1997. Nitrogen loading from coastal watersheds to receiving estuaries: new method and application. Ecol Appl 7:358–380.</w:t>
@@ -1711,11 +2541,11 @@
     </w:p>
     <w:p>
       <w:pPr>
-        <w:numPr>
-          <w:ilvl w:val="0"/>
-          <w:numId w:val="1002"/>
-        </w:numPr>
-        <w:pStyle w:val="Compact"/>
+        <w:pStyle w:val="Compact"/>
+        <w:numPr>
+          <w:ilvl w:val="0"/>
+          <w:numId w:val="1003"/>
+        </w:numPr>
       </w:pPr>
       <w:r>
         <w:t xml:space="preserve">VCR LTER. Virginia Coast Reserve Long-Term Ecological Research Program. https://www.vcrlter.virginia.edu</w:t>
@@ -1723,11 +2553,11 @@
     </w:p>
     <w:p>
       <w:pPr>
-        <w:numPr>
-          <w:ilvl w:val="0"/>
-          <w:numId w:val="1002"/>
-        </w:numPr>
-        <w:pStyle w:val="Compact"/>
+        <w:pStyle w:val="Compact"/>
+        <w:numPr>
+          <w:ilvl w:val="0"/>
+          <w:numId w:val="1003"/>
+        </w:numPr>
       </w:pPr>
       <w:r>
         <w:t xml:space="preserve">Virginia Wastewater Infrastructure Working Group. 2021. Report Document RD883, Virginia General Assembly.</w:t>
@@ -1735,11 +2565,11 @@
     </w:p>
     <w:p>
       <w:pPr>
-        <w:numPr>
-          <w:ilvl w:val="0"/>
-          <w:numId w:val="1002"/>
-        </w:numPr>
-        <w:pStyle w:val="Compact"/>
+        <w:pStyle w:val="Compact"/>
+        <w:numPr>
+          <w:ilvl w:val="0"/>
+          <w:numId w:val="1003"/>
+        </w:numPr>
       </w:pPr>
       <w:r>
         <w:t xml:space="preserve">VIMS Eastern Shore Laboratory. 2025. Bay Scallop Restoration Annual Survey. https://www.vims.edu/esl/research/bay_scallop_restoration/</w:t>
@@ -1747,19 +2577,23 @@
     </w:p>
     <w:p>
       <w:pPr>
-        <w:numPr>
-          <w:ilvl w:val="0"/>
-          <w:numId w:val="1002"/>
-        </w:numPr>
-        <w:pStyle w:val="Compact"/>
-      </w:pPr>
-      <w:r>
-        <w:t xml:space="preserve">Young CS, Gobler CJ, Heikes BG. 2010. Coupled N loading, brown tide, and seagrass decline in Long Island lagoons. (ecol. synthesis).</w:t>
-      </w:r>
-    </w:p>
-    <w:bookmarkEnd w:id="25"/>
-    <w:bookmarkEnd w:id="26"/>
-    <w:sectPr/>
+        <w:pStyle w:val="Compact"/>
+        <w:numPr>
+          <w:ilvl w:val="0"/>
+          <w:numId w:val="1003"/>
+        </w:numPr>
+      </w:pPr>
+      <w:r>
+        <w:t xml:space="preserve">[unverified — Oct 2026; incomplete reference] Young CS, Gobler CJ, Heikes BG. 2010. Coupled N loading, brown tide, and seagrass decline in Long Island lagoons. (ecol. synthesis).</w:t>
+      </w:r>
+    </w:p>
+    <w:bookmarkEnd w:id="15"/>
+    <w:bookmarkEnd w:id="16"/>
+    <w:sectPr>
+      <w:footnotePr>
+        <w:numRestart w:val="eachSect"/>
+      </w:footnotePr>
+    </w:sectPr>
   </w:body>
 </w:document>
 </file>
@@ -1790,14 +2624,14 @@
 <file path=word/numbering.xml><?xml version="1.0" encoding="utf-8"?>
 <w:numbering xmlns:w="http://schemas.openxmlformats.org/wordprocessingml/2006/main">
   <w:abstractNum w:abstractNumId="990">
-    <w:nsid w:val="A990"/>
+    <w:nsid w:val="0000A990"/>
     <w:multiLevelType w:val="multilevel"/>
     <w:lvl w:ilvl="0">
       <w:numFmt w:val="bullet"/>
       <w:lvlText w:val=" "/>
       <w:lvlJc w:val="left"/>
       <w:pPr>
-        <w:ind w:left="720" w:hanging="480"/>
+        <w:ind w:left="720" w:hanging="360"/>
       </w:pPr>
     </w:lvl>
     <w:lvl w:ilvl="1">
@@ -1805,7 +2639,7 @@
       <w:lvlText w:val=" "/>
       <w:lvlJc w:val="left"/>
       <w:pPr>
-        <w:ind w:left="1440" w:hanging="480"/>
+        <w:ind w:left="1440" w:hanging="360"/>
       </w:pPr>
     </w:lvl>
     <w:lvl w:ilvl="2">
@@ -1813,7 +2647,7 @@
       <w:lvlText w:val=" "/>
       <w:lvlJc w:val="left"/>
       <w:pPr>
-        <w:ind w:left="2160" w:hanging="480"/>
+        <w:ind w:left="2160" w:hanging="360"/>
       </w:pPr>
     </w:lvl>
     <w:lvl w:ilvl="3">
@@ -1821,7 +2655,7 @@
       <w:lvlText w:val=" "/>
       <w:lvlJc w:val="left"/>
       <w:pPr>
-        <w:ind w:left="2880" w:hanging="480"/>
+        <w:ind w:left="2880" w:hanging="360"/>
       </w:pPr>
     </w:lvl>
     <w:lvl w:ilvl="4">
@@ -1829,7 +2663,7 @@
       <w:lvlText w:val=" "/>
       <w:lvlJc w:val="left"/>
       <w:pPr>
-        <w:ind w:left="3600" w:hanging="480"/>
+        <w:ind w:left="3600" w:hanging="360"/>
       </w:pPr>
     </w:lvl>
     <w:lvl w:ilvl="5">
@@ -1837,7 +2671,7 @@
       <w:lvlText w:val=" "/>
       <w:lvlJc w:val="left"/>
       <w:pPr>
-        <w:ind w:left="4320" w:hanging="480"/>
+        <w:ind w:left="4320" w:hanging="360"/>
       </w:pPr>
     </w:lvl>
     <w:lvl w:ilvl="6">
@@ -1845,7 +2679,7 @@
       <w:lvlText w:val=" "/>
       <w:lvlJc w:val="left"/>
       <w:pPr>
-        <w:ind w:left="5040" w:hanging="480"/>
+        <w:ind w:left="5040" w:hanging="360"/>
       </w:pPr>
     </w:lvl>
     <w:lvl w:ilvl="7">
@@ -1853,7 +2687,7 @@
       <w:lvlText w:val=" "/>
       <w:lvlJc w:val="left"/>
       <w:pPr>
-        <w:ind w:left="5760" w:hanging="480"/>
+        <w:ind w:left="5760" w:hanging="360"/>
       </w:pPr>
     </w:lvl>
     <w:lvl w:ilvl="8">
@@ -1861,12 +2695,115 @@
       <w:lvlText w:val=" "/>
       <w:lvlJc w:val="left"/>
       <w:pPr>
-        <w:ind w:left="6480" w:hanging="480"/>
-      </w:pPr>
+        <w:ind w:left="6480" w:hanging="360"/>
+      </w:pPr>
+    </w:lvl>
+  </w:abstractNum>
+  <w:abstractNum w:abstractNumId="991">
+    <w:nsid w:val="0000A991"/>
+    <w:multiLevelType w:val="multilevel"/>
+    <w:lvl w:ilvl="0">
+      <w:numFmt w:val="bullet"/>
+      <w:lvlText w:val=""/>
+      <w:lvlJc w:val="left"/>
+      <w:pPr>
+        <w:ind w:left="720" w:hanging="360"/>
+      </w:pPr>
+      <w:rPr>
+        <w:rFonts w:ascii="Symbol" w:hAnsi="Symbol" w:cs="Symbol" w:hint="default"/>
+      </w:rPr>
+    </w:lvl>
+    <w:lvl w:ilvl="1">
+      <w:numFmt w:val="bullet"/>
+      <w:lvlText w:val="o"/>
+      <w:lvlJc w:val="left"/>
+      <w:pPr>
+        <w:ind w:left="1440" w:hanging="360"/>
+      </w:pPr>
+      <w:rPr>
+        <w:rFonts w:ascii="Courier New" w:hAnsi="Courier New" w:cs="Courier New" w:hint="default"/>
+      </w:rPr>
+    </w:lvl>
+    <w:lvl w:ilvl="2">
+      <w:numFmt w:val="bullet"/>
+      <w:lvlText w:val=""/>
+      <w:lvlJc w:val="left"/>
+      <w:pPr>
+        <w:ind w:left="2160" w:hanging="360"/>
+      </w:pPr>
+      <w:rPr>
+        <w:rFonts w:ascii="Wingdings" w:hAnsi="Wingdings" w:cs="Wingdings" w:hint="default"/>
+      </w:rPr>
+    </w:lvl>
+    <w:lvl w:ilvl="3">
+      <w:numFmt w:val="bullet"/>
+      <w:lvlText w:val=""/>
+      <w:lvlJc w:val="left"/>
+      <w:pPr>
+        <w:ind w:left="2880" w:hanging="360"/>
+      </w:pPr>
+      <w:rPr>
+        <w:rFonts w:ascii="Symbol" w:hAnsi="Symbol" w:cs="Symbol" w:hint="default"/>
+      </w:rPr>
+    </w:lvl>
+    <w:lvl w:ilvl="4">
+      <w:numFmt w:val="bullet"/>
+      <w:lvlText w:val="o"/>
+      <w:lvlJc w:val="left"/>
+      <w:pPr>
+        <w:ind w:left="3600" w:hanging="360"/>
+      </w:pPr>
+      <w:rPr>
+        <w:rFonts w:ascii="Courier New" w:hAnsi="Courier New" w:cs="Courier New" w:hint="default"/>
+      </w:rPr>
+    </w:lvl>
+    <w:lvl w:ilvl="5">
+      <w:numFmt w:val="bullet"/>
+      <w:lvlText w:val=""/>
+      <w:lvlJc w:val="left"/>
+      <w:pPr>
+        <w:ind w:left="4320" w:hanging="360"/>
+      </w:pPr>
+      <w:rPr>
+        <w:rFonts w:ascii="Wingdings" w:hAnsi="Wingdings" w:cs="Wingdings" w:hint="default"/>
+      </w:rPr>
+    </w:lvl>
+    <w:lvl w:ilvl="6">
+      <w:numFmt w:val="bullet"/>
+      <w:lvlText w:val=""/>
+      <w:lvlJc w:val="left"/>
+      <w:pPr>
+        <w:ind w:left="5040" w:hanging="360"/>
+      </w:pPr>
+      <w:rPr>
+        <w:rFonts w:ascii="Symbol" w:hAnsi="Symbol" w:cs="Symbol" w:hint="default"/>
+      </w:rPr>
+    </w:lvl>
+    <w:lvl w:ilvl="7">
+      <w:numFmt w:val="bullet"/>
+      <w:lvlText w:val="o"/>
+      <w:lvlJc w:val="left"/>
+      <w:pPr>
+        <w:ind w:left="5760" w:hanging="360"/>
+      </w:pPr>
+      <w:rPr>
+        <w:rFonts w:ascii="Courier New" w:hAnsi="Courier New" w:cs="Courier New" w:hint="default"/>
+      </w:rPr>
+    </w:lvl>
+    <w:lvl w:ilvl="8">
+      <w:numFmt w:val="bullet"/>
+      <w:lvlText w:val=""/>
+      <w:lvlJc w:val="left"/>
+      <w:pPr>
+        <w:ind w:left="6480" w:hanging="360"/>
+      </w:pPr>
+      <w:rPr>
+        <w:rFonts w:ascii="Wingdings" w:hAnsi="Wingdings" w:cs="Wingdings" w:hint="default"/>
+      </w:rPr>
     </w:lvl>
   </w:abstractNum>
   <w:abstractNum w:abstractNumId="99411">
-    <w:nsid w:val="A99411"/>
+    <w:nsid w:val="00A99411"/>
     <w:multiLevelType w:val="multilevel"/>
     <w:lvl w:ilvl="0">
       <w:start w:val="1"/>
@@ -1874,7 +2811,7 @@
       <w:lvlText w:val="%1."/>
       <w:lvlJc w:val="left"/>
       <w:pPr>
-        <w:ind w:left="720" w:hanging="480"/>
+        <w:ind w:left="720" w:hanging="360"/>
       </w:pPr>
     </w:lvl>
     <w:lvl w:ilvl="1">
@@ -1883,7 +2820,7 @@
       <w:lvlText w:val="%2."/>
       <w:lvlJc w:val="left"/>
       <w:pPr>
-        <w:ind w:left="1440" w:hanging="480"/>
+        <w:ind w:left="1440" w:hanging="360"/>
       </w:pPr>
     </w:lvl>
     <w:lvl w:ilvl="2">
@@ -1892,7 +2829,7 @@
       <w:lvlText w:val="%3."/>
       <w:lvlJc w:val="left"/>
       <w:pPr>
-        <w:ind w:left="2160" w:hanging="480"/>
+        <w:ind w:left="2160" w:hanging="360"/>
       </w:pPr>
     </w:lvl>
     <w:lvl w:ilvl="3">
@@ -1901,7 +2838,7 @@
       <w:lvlText w:val="%4."/>
       <w:lvlJc w:val="left"/>
       <w:pPr>
-        <w:ind w:left="2880" w:hanging="480"/>
+        <w:ind w:left="2880" w:hanging="360"/>
       </w:pPr>
     </w:lvl>
     <w:lvl w:ilvl="4">
@@ -1910,7 +2847,7 @@
       <w:lvlText w:val="%5."/>
       <w:lvlJc w:val="left"/>
       <w:pPr>
-        <w:ind w:left="3600" w:hanging="480"/>
+        <w:ind w:left="3600" w:hanging="360"/>
       </w:pPr>
     </w:lvl>
     <w:lvl w:ilvl="5">
@@ -1919,7 +2856,7 @@
       <w:lvlText w:val="%6."/>
       <w:lvlJc w:val="left"/>
       <w:pPr>
-        <w:ind w:left="4320" w:hanging="480"/>
+        <w:ind w:left="4320" w:hanging="360"/>
       </w:pPr>
     </w:lvl>
     <w:lvl w:ilvl="6">
@@ -1928,7 +2865,7 @@
       <w:lvlText w:val="%7."/>
       <w:lvlJc w:val="left"/>
       <w:pPr>
-        <w:ind w:left="5040" w:hanging="480"/>
+        <w:ind w:left="5040" w:hanging="360"/>
       </w:pPr>
     </w:lvl>
     <w:lvl w:ilvl="7">
@@ -1937,7 +2874,7 @@
       <w:lvlText w:val="%8."/>
       <w:lvlJc w:val="left"/>
       <w:pPr>
-        <w:ind w:left="5760" w:hanging="480"/>
+        <w:ind w:left="5760" w:hanging="360"/>
       </w:pPr>
     </w:lvl>
     <w:lvl w:ilvl="8">
@@ -1946,83 +2883,7 @@
       <w:lvlText w:val="%9."/>
       <w:lvlJc w:val="left"/>
       <w:pPr>
-        <w:ind w:left="6480" w:hanging="480"/>
-      </w:pPr>
-    </w:lvl>
-  </w:abstractNum>
-  <w:abstractNum w:abstractNumId="991">
-    <w:nsid w:val="A991"/>
-    <w:multiLevelType w:val="multilevel"/>
-    <w:lvl w:ilvl="0">
-      <w:numFmt w:val="bullet"/>
-      <w:lvlText w:val="•"/>
-      <w:lvlJc w:val="left"/>
-      <w:pPr>
-        <w:ind w:left="720" w:hanging="480"/>
-      </w:pPr>
-    </w:lvl>
-    <w:lvl w:ilvl="1">
-      <w:numFmt w:val="bullet"/>
-      <w:lvlText w:val="–"/>
-      <w:lvlJc w:val="left"/>
-      <w:pPr>
-        <w:ind w:left="1440" w:hanging="480"/>
-      </w:pPr>
-    </w:lvl>
-    <w:lvl w:ilvl="2">
-      <w:numFmt w:val="bullet"/>
-      <w:lvlText w:val="•"/>
-      <w:lvlJc w:val="left"/>
-      <w:pPr>
-        <w:ind w:left="2160" w:hanging="480"/>
-      </w:pPr>
-    </w:lvl>
-    <w:lvl w:ilvl="3">
-      <w:numFmt w:val="bullet"/>
-      <w:lvlText w:val="–"/>
-      <w:lvlJc w:val="left"/>
-      <w:pPr>
-        <w:ind w:left="2880" w:hanging="480"/>
-      </w:pPr>
-    </w:lvl>
-    <w:lvl w:ilvl="4">
-      <w:numFmt w:val="bullet"/>
-      <w:lvlText w:val="•"/>
-      <w:lvlJc w:val="left"/>
-      <w:pPr>
-        <w:ind w:left="3600" w:hanging="480"/>
-      </w:pPr>
-    </w:lvl>
-    <w:lvl w:ilvl="5">
-      <w:numFmt w:val="bullet"/>
-      <w:lvlText w:val="–"/>
-      <w:lvlJc w:val="left"/>
-      <w:pPr>
-        <w:ind w:left="4320" w:hanging="480"/>
-      </w:pPr>
-    </w:lvl>
-    <w:lvl w:ilvl="6">
-      <w:numFmt w:val="bullet"/>
-      <w:lvlText w:val="•"/>
-      <w:lvlJc w:val="left"/>
-      <w:pPr>
-        <w:ind w:left="5040" w:hanging="480"/>
-      </w:pPr>
-    </w:lvl>
-    <w:lvl w:ilvl="7">
-      <w:numFmt w:val="bullet"/>
-      <w:lvlText w:val="–"/>
-      <w:lvlJc w:val="left"/>
-      <w:pPr>
-        <w:ind w:left="5760" w:hanging="480"/>
-      </w:pPr>
-    </w:lvl>
-    <w:lvl w:ilvl="8">
-      <w:numFmt w:val="bullet"/>
-      <w:lvlText w:val="•"/>
-      <w:lvlJc w:val="left"/>
-      <w:pPr>
-        <w:ind w:left="6480" w:hanging="480"/>
+        <w:ind w:left="6480" w:hanging="360"/>
       </w:pPr>
     </w:lvl>
   </w:abstractNum>
@@ -2030,6 +2891,9 @@
     <w:abstractNumId w:val="990"/>
   </w:num>
   <w:num w:numId="1001">
+    <w:abstractNumId w:val="991"/>
+  </w:num>
+  <w:num w:numId="1002">
     <w:abstractNumId w:val="99411"/>
     <w:lvlOverride w:ilvl="0">
       <w:startOverride w:val="1"/>
@@ -2059,7 +2923,7 @@
       <w:startOverride w:val="1"/>
     </w:lvlOverride>
   </w:num>
-  <w:num w:numId="1002">
+  <w:num w:numId="1003">
     <w:abstractNumId w:val="991"/>
   </w:num>
 </w:numbering>
@@ -2070,10 +2934,10 @@
   <w:docDefaults>
     <w:rPrDefault>
       <w:rPr>
-        <w:rFonts w:asciiTheme="minorHAnsi" w:cstheme="minorBidi" w:eastAsiaTheme="minorHAnsi" w:hAnsiTheme="minorHAnsi"/>
+        <w:rFonts w:asciiTheme="minorHAnsi" w:cstheme="minorBidi" w:eastAsiaTheme="minorEastAsia" w:hAnsiTheme="minorHAnsi"/>
         <w:sz w:val="24"/>
         <w:szCs w:val="24"/>
-        <w:lang w:bidi="ar-SA" w:eastAsia="en-US" w:val="en-US"/>
+        <w:lang w:bidi="ar-SA" w:eastAsia="zh-CN" w:val="en-US"/>
       </w:rPr>
     </w:rPrDefault>
     <w:pPrDefault>
@@ -2091,10 +2955,10 @@
     <w:name w:val="Body Text"/>
     <w:basedOn w:val="Normal"/>
     <w:link w:val="BodyTextChar"/>
+    <w:qFormat/>
     <w:pPr>
       <w:spacing w:after="180" w:before="180"/>
     </w:pPr>
-    <w:qFormat/>
   </w:style>
   <w:style w:customStyle="1" w:styleId="FirstParagraph" w:type="paragraph">
     <w:name w:val="First Paragraph"/>
@@ -2114,57 +2978,94 @@
     <w:name w:val="Title"/>
     <w:basedOn w:val="Normal"/>
     <w:next w:val="BodyText"/>
+    <w:link w:val="TitleChar"/>
+    <w:uiPriority w:val="10"/>
     <w:qFormat/>
+    <w:rsid w:val="00A10FD9"/>
     <w:pPr>
-      <w:keepNext/>
-      <w:keepLines/>
-      <w:spacing w:after="240" w:before="480"/>
+      <w:spacing w:after="80" w:line="240" w:lineRule="auto"/>
+      <w:contextualSpacing/>
       <w:jc w:val="center"/>
     </w:pPr>
     <w:rPr>
       <w:rFonts w:asciiTheme="majorHAnsi" w:cstheme="majorBidi" w:eastAsiaTheme="majorEastAsia" w:hAnsiTheme="majorHAnsi"/>
-      <w:b/>
-      <w:bCs/>
-      <w:color w:themeColor="accent1" w:themeShade="B5" w:val="345A8A"/>
-      <w:sz w:val="36"/>
-      <w:szCs w:val="36"/>
+      <w:sz w:val="56"/>
+      <w:szCs w:val="56"/>
+    </w:rPr>
+  </w:style>
+  <w:style w:customStyle="1" w:styleId="TitleChar" w:type="character">
+    <w:name w:val="Title Char"/>
+    <w:basedOn w:val="DefaultParagraphFont"/>
+    <w:link w:val="Title"/>
+    <w:uiPriority w:val="10"/>
+    <w:rsid w:val="00A10FD9"/>
+    <w:rPr>
+      <w:rFonts w:asciiTheme="majorHAnsi" w:cstheme="majorBidi" w:eastAsiaTheme="majorEastAsia" w:hAnsiTheme="majorHAnsi"/>
+      <w:sz w:val="56"/>
+      <w:szCs w:val="56"/>
     </w:rPr>
   </w:style>
   <w:style w:styleId="Subtitle" w:type="paragraph">
     <w:name w:val="Subtitle"/>
+    <w:basedOn w:val="Title"/>
+    <w:next w:val="BodyText"/>
+    <w:link w:val="SubtitleChar"/>
+    <w:uiPriority w:val="11"/>
+    <w:qFormat/>
+    <w:rsid w:val="00A10FD9"/>
+    <w:pPr>
+      <w:numPr>
+        <w:ilvl w:val="1"/>
+      </w:numPr>
+    </w:pPr>
+    <w:rPr>
+      <w:rFonts w:cstheme="majorBidi" w:eastAsiaTheme="majorEastAsia"/>
+      <w:spacing w:val="15"/>
+      <w:sz w:val="28"/>
+      <w:szCs w:val="28"/>
+    </w:rPr>
+  </w:style>
+  <w:style w:customStyle="1" w:styleId="SubtitleChar" w:type="character">
+    <w:name w:val="Subtitle Char"/>
+    <w:basedOn w:val="DefaultParagraphFont"/>
+    <w:link w:val="Subtitle"/>
+    <w:uiPriority w:val="11"/>
+    <w:rsid w:val="00A10FD9"/>
+    <w:rPr>
+      <w:rFonts w:cstheme="majorBidi" w:eastAsiaTheme="majorEastAsia"/>
+      <w:color w:themeColor="text1" w:themeTint="A6" w:val="595959"/>
+      <w:spacing w:val="15"/>
+      <w:sz w:val="28"/>
+      <w:szCs w:val="28"/>
+    </w:rPr>
+  </w:style>
+  <w:style w:customStyle="1" w:styleId="Author" w:type="paragraph">
+    <w:name w:val="Author"/>
     <w:basedOn w:val="Title"/>
     <w:next w:val="BodyText"/>
     <w:qFormat/>
     <w:pPr>
       <w:keepNext/>
       <w:keepLines/>
-      <w:spacing w:after="240" w:before="240"/>
-      <w:jc w:val="center"/>
     </w:pPr>
     <w:rPr>
-      <w:sz w:val="30"/>
-      <w:szCs w:val="30"/>
-    </w:rPr>
-  </w:style>
-  <w:style w:customStyle="1" w:styleId="Author" w:type="paragraph">
-    <w:name w:val="Author"/>
+      <w:sz w:val="24"/>
+      <w:szCs w:val="24"/>
+    </w:rPr>
+  </w:style>
+  <w:style w:styleId="Date" w:type="paragraph">
+    <w:name w:val="Date"/>
+    <w:basedOn w:val="Title"/>
     <w:next w:val="BodyText"/>
     <w:qFormat/>
     <w:pPr>
       <w:keepNext/>
       <w:keepLines/>
-      <w:jc w:val="center"/>
     </w:pPr>
-  </w:style>
-  <w:style w:styleId="Date" w:type="paragraph">
-    <w:name w:val="Date"/>
-    <w:next w:val="BodyText"/>
-    <w:qFormat/>
-    <w:pPr>
-      <w:keepNext/>
-      <w:keepLines/>
-      <w:jc w:val="center"/>
-    </w:pPr>
+    <w:rPr>
+      <w:sz w:val="24"/>
+      <w:szCs w:val="24"/>
+    </w:rPr>
   </w:style>
   <w:style w:customStyle="1" w:styleId="AbstractTitle" w:type="paragraph">
     <w:name w:val="Abstract Title"/>
@@ -2174,15 +3075,13 @@
     <w:pPr>
       <w:keepNext/>
       <w:keepLines/>
+      <w:spacing w:after="0" w:before="300"/>
       <w:jc w:val="center"/>
-      <w:spacing w:after="0" w:before="300"/>
     </w:pPr>
     <w:rPr>
+      <w:b/>
       <w:sz w:val="20"/>
       <w:szCs w:val="20"/>
-      <w:b/>
-      <w:color w:val="345A8A"/>
-      &gt;
     </w:rPr>
   </w:style>
   <w:style w:customStyle="1" w:styleId="Abstract" w:type="paragraph">
@@ -2209,191 +3108,321 @@
     <w:rPr/>
   </w:style>
   <w:style w:styleId="Heading1" w:type="paragraph">
-    <w:name w:val="Heading 1"/>
+    <w:name w:val="heading 1"/>
     <w:basedOn w:val="Normal"/>
     <w:next w:val="BodyText"/>
+    <w:link w:val="Heading1Char"/>
     <w:uiPriority w:val="9"/>
     <w:qFormat/>
+    <w:rsid w:val="00A10FD9"/>
     <w:pPr>
       <w:keepNext/>
       <w:keepLines/>
-      <w:spacing w:after="0" w:before="480"/>
+      <w:spacing w:after="80" w:before="360"/>
       <w:outlineLvl w:val="0"/>
     </w:pPr>
     <w:rPr>
       <w:rFonts w:asciiTheme="majorHAnsi" w:cstheme="majorBidi" w:eastAsiaTheme="majorEastAsia" w:hAnsiTheme="majorHAnsi"/>
-      <w:b/>
-      <w:bCs/>
-      <w:color w:themeColor="accent1" w:val="4F81BD"/>
-      <w:sz w:val="32"/>
-      <w:szCs w:val="32"/>
+      <w:color w:themeColor="accent1" w:themeShade="BF" w:val="0F4761"/>
+      <w:sz w:val="40"/>
+      <w:szCs w:val="40"/>
     </w:rPr>
   </w:style>
   <w:style w:styleId="Heading2" w:type="paragraph">
-    <w:name w:val="Heading 2"/>
+    <w:name w:val="heading 2"/>
     <w:basedOn w:val="Normal"/>
     <w:next w:val="BodyText"/>
+    <w:link w:val="Heading2Char"/>
     <w:uiPriority w:val="9"/>
+    <w:semiHidden/>
     <w:unhideWhenUsed/>
     <w:qFormat/>
+    <w:rsid w:val="00A10FD9"/>
     <w:pPr>
       <w:keepNext/>
       <w:keepLines/>
-      <w:spacing w:after="0" w:before="200"/>
+      <w:spacing w:after="80" w:before="160"/>
       <w:outlineLvl w:val="1"/>
     </w:pPr>
     <w:rPr>
       <w:rFonts w:asciiTheme="majorHAnsi" w:cstheme="majorBidi" w:eastAsiaTheme="majorEastAsia" w:hAnsiTheme="majorHAnsi"/>
-      <w:b/>
-      <w:bCs/>
-      <w:color w:themeColor="accent1" w:val="4F81BD"/>
-      <w:sz w:val="28"/>
-      <w:szCs w:val="28"/>
+      <w:color w:themeColor="accent1" w:themeShade="BF" w:val="0F4761"/>
+      <w:sz w:val="32"/>
+      <w:szCs w:val="32"/>
     </w:rPr>
   </w:style>
   <w:style w:styleId="Heading3" w:type="paragraph">
-    <w:name w:val="Heading 3"/>
+    <w:name w:val="heading 3"/>
     <w:basedOn w:val="Normal"/>
     <w:next w:val="BodyText"/>
+    <w:link w:val="Heading3Char"/>
     <w:uiPriority w:val="9"/>
+    <w:semiHidden/>
     <w:unhideWhenUsed/>
     <w:qFormat/>
+    <w:rsid w:val="00A10FD9"/>
     <w:pPr>
       <w:keepNext/>
       <w:keepLines/>
-      <w:spacing w:after="0" w:before="200"/>
+      <w:spacing w:after="80" w:before="160"/>
       <w:outlineLvl w:val="2"/>
     </w:pPr>
     <w:rPr>
-      <w:rFonts w:asciiTheme="majorHAnsi" w:cstheme="majorBidi" w:eastAsiaTheme="majorEastAsia" w:hAnsiTheme="majorHAnsi"/>
-      <w:b/>
-      <w:bCs/>
-      <w:color w:themeColor="accent1" w:val="4F81BD"/>
-      <w:sz w:val="24"/>
-      <w:szCs w:val="24"/>
+      <w:rFonts w:cstheme="majorBidi" w:eastAsiaTheme="majorEastAsia"/>
+      <w:color w:themeColor="accent1" w:themeShade="BF" w:val="0F4761"/>
+      <w:sz w:val="28"/>
+      <w:szCs w:val="28"/>
     </w:rPr>
   </w:style>
   <w:style w:styleId="Heading4" w:type="paragraph">
-    <w:name w:val="Heading 4"/>
+    <w:name w:val="heading 4"/>
     <w:basedOn w:val="Normal"/>
     <w:next w:val="BodyText"/>
+    <w:link w:val="Heading4Char"/>
     <w:uiPriority w:val="9"/>
+    <w:semiHidden/>
     <w:unhideWhenUsed/>
     <w:qFormat/>
+    <w:rsid w:val="00A10FD9"/>
     <w:pPr>
       <w:keepNext/>
       <w:keepLines/>
-      <w:spacing w:after="0" w:before="200"/>
+      <w:spacing w:after="40" w:before="80"/>
       <w:outlineLvl w:val="3"/>
     </w:pPr>
     <w:rPr>
-      <w:rFonts w:asciiTheme="majorHAnsi" w:cstheme="majorBidi" w:eastAsiaTheme="majorEastAsia" w:hAnsiTheme="majorHAnsi"/>
+      <w:rFonts w:cstheme="majorBidi" w:eastAsiaTheme="majorEastAsia"/>
       <w:i/>
-      <w:bCs/>
-      <w:color w:themeColor="accent1" w:val="4F81BD"/>
-      <w:sz w:val="24"/>
-      <w:szCs w:val="24"/>
+      <w:iCs/>
+      <w:color w:themeColor="accent1" w:themeShade="BF" w:val="0F4761"/>
     </w:rPr>
   </w:style>
   <w:style w:styleId="Heading5" w:type="paragraph">
-    <w:name w:val="Heading 5"/>
+    <w:name w:val="heading 5"/>
     <w:basedOn w:val="Normal"/>
     <w:next w:val="BodyText"/>
+    <w:link w:val="Heading5Char"/>
     <w:uiPriority w:val="9"/>
+    <w:semiHidden/>
     <w:unhideWhenUsed/>
     <w:qFormat/>
+    <w:rsid w:val="00A10FD9"/>
     <w:pPr>
       <w:keepNext/>
       <w:keepLines/>
-      <w:spacing w:after="0" w:before="200"/>
+      <w:spacing w:after="40" w:before="80"/>
       <w:outlineLvl w:val="4"/>
     </w:pPr>
     <w:rPr>
-      <w:rFonts w:asciiTheme="majorHAnsi" w:cstheme="majorBidi" w:eastAsiaTheme="majorEastAsia" w:hAnsiTheme="majorHAnsi"/>
-      <w:iCs/>
-      <w:color w:themeColor="accent1" w:val="4F81BD"/>
-      <w:sz w:val="24"/>
-      <w:szCs w:val="24"/>
+      <w:rFonts w:cstheme="majorBidi" w:eastAsiaTheme="majorEastAsia"/>
+      <w:color w:themeColor="accent1" w:themeShade="BF" w:val="0F4761"/>
     </w:rPr>
   </w:style>
   <w:style w:styleId="Heading6" w:type="paragraph">
-    <w:name w:val="Heading 6"/>
+    <w:name w:val="heading 6"/>
     <w:basedOn w:val="Normal"/>
     <w:next w:val="BodyText"/>
+    <w:link w:val="Heading6Char"/>
     <w:uiPriority w:val="9"/>
+    <w:semiHidden/>
     <w:unhideWhenUsed/>
     <w:qFormat/>
+    <w:rsid w:val="00A10FD9"/>
     <w:pPr>
       <w:keepNext/>
       <w:keepLines/>
-      <w:spacing w:after="0" w:before="200"/>
+      <w:spacing w:after="0" w:before="40"/>
       <w:outlineLvl w:val="5"/>
     </w:pPr>
     <w:rPr>
-      <w:rFonts w:asciiTheme="majorHAnsi" w:cstheme="majorBidi" w:eastAsiaTheme="majorEastAsia" w:hAnsiTheme="majorHAnsi"/>
-      <w:color w:themeColor="accent1" w:val="4F81BD"/>
-      <w:sz w:val="24"/>
-      <w:szCs w:val="24"/>
+      <w:rFonts w:cstheme="majorBidi" w:eastAsiaTheme="majorEastAsia"/>
+      <w:i/>
+      <w:iCs/>
+      <w:color w:themeColor="text1" w:themeTint="A6" w:val="595959"/>
     </w:rPr>
   </w:style>
   <w:style w:styleId="Heading7" w:type="paragraph">
-    <w:name w:val="Heading 7"/>
+    <w:name w:val="heading 7"/>
     <w:basedOn w:val="Normal"/>
     <w:next w:val="BodyText"/>
+    <w:link w:val="Heading7Char"/>
     <w:uiPriority w:val="9"/>
+    <w:semiHidden/>
     <w:unhideWhenUsed/>
     <w:qFormat/>
+    <w:rsid w:val="00A10FD9"/>
     <w:pPr>
       <w:keepNext/>
       <w:keepLines/>
-      <w:spacing w:after="0" w:before="200"/>
+      <w:spacing w:after="0" w:before="40"/>
       <w:outlineLvl w:val="6"/>
     </w:pPr>
     <w:rPr>
-      <w:rFonts w:asciiTheme="majorHAnsi" w:cstheme="majorBidi" w:eastAsiaTheme="majorEastAsia" w:hAnsiTheme="majorHAnsi"/>
-      <w:color w:themeColor="accent1" w:val="4F81BD"/>
-      <w:sz w:val="24"/>
-      <w:szCs w:val="24"/>
+      <w:rFonts w:cstheme="majorBidi" w:eastAsiaTheme="majorEastAsia"/>
+      <w:color w:themeColor="text1" w:themeTint="A6" w:val="595959"/>
     </w:rPr>
   </w:style>
   <w:style w:styleId="Heading8" w:type="paragraph">
-    <w:name w:val="Heading 8"/>
+    <w:name w:val="heading 8"/>
     <w:basedOn w:val="Normal"/>
     <w:next w:val="BodyText"/>
+    <w:link w:val="Heading8Char"/>
     <w:uiPriority w:val="9"/>
+    <w:semiHidden/>
     <w:unhideWhenUsed/>
     <w:qFormat/>
+    <w:rsid w:val="00A10FD9"/>
     <w:pPr>
       <w:keepNext/>
       <w:keepLines/>
-      <w:spacing w:after="0" w:before="200"/>
+      <w:spacing w:after="0"/>
       <w:outlineLvl w:val="7"/>
     </w:pPr>
     <w:rPr>
-      <w:rFonts w:asciiTheme="majorHAnsi" w:cstheme="majorBidi" w:eastAsiaTheme="majorEastAsia" w:hAnsiTheme="majorHAnsi"/>
-      <w:color w:themeColor="accent1" w:val="4F81BD"/>
-      <w:sz w:val="24"/>
-      <w:szCs w:val="24"/>
+      <w:rFonts w:cstheme="majorBidi" w:eastAsiaTheme="majorEastAsia"/>
+      <w:i/>
+      <w:iCs/>
+      <w:color w:themeColor="text1" w:themeTint="D8" w:val="272727"/>
     </w:rPr>
   </w:style>
   <w:style w:styleId="Heading9" w:type="paragraph">
-    <w:name w:val="Heading 9"/>
+    <w:name w:val="heading 9"/>
     <w:basedOn w:val="Normal"/>
     <w:next w:val="BodyText"/>
+    <w:link w:val="Heading9Char"/>
     <w:uiPriority w:val="9"/>
+    <w:semiHidden/>
     <w:unhideWhenUsed/>
     <w:qFormat/>
+    <w:rsid w:val="00A10FD9"/>
     <w:pPr>
       <w:keepNext/>
       <w:keepLines/>
-      <w:spacing w:after="0" w:before="200"/>
+      <w:spacing w:after="0"/>
       <w:outlineLvl w:val="8"/>
     </w:pPr>
     <w:rPr>
+      <w:rFonts w:cstheme="majorBidi" w:eastAsiaTheme="majorEastAsia"/>
+      <w:color w:themeColor="text1" w:themeTint="D8" w:val="272727"/>
+    </w:rPr>
+  </w:style>
+  <w:style w:customStyle="1" w:styleId="Heading1Char" w:type="character">
+    <w:name w:val="Heading 1 Char"/>
+    <w:basedOn w:val="DefaultParagraphFont"/>
+    <w:link w:val="Heading1"/>
+    <w:uiPriority w:val="9"/>
+    <w:rsid w:val="00A10FD9"/>
+    <w:rPr>
       <w:rFonts w:asciiTheme="majorHAnsi" w:cstheme="majorBidi" w:eastAsiaTheme="majorEastAsia" w:hAnsiTheme="majorHAnsi"/>
-      <w:color w:themeColor="accent1" w:val="4F81BD"/>
-      <w:sz w:val="24"/>
-      <w:szCs w:val="24"/>
+      <w:color w:themeColor="accent1" w:themeShade="BF" w:val="0F4761"/>
+      <w:sz w:val="40"/>
+      <w:szCs w:val="40"/>
+    </w:rPr>
+  </w:style>
+  <w:style w:customStyle="1" w:styleId="Heading2Char" w:type="character">
+    <w:name w:val="Heading 2 Char"/>
+    <w:basedOn w:val="DefaultParagraphFont"/>
+    <w:link w:val="Heading2"/>
+    <w:uiPriority w:val="9"/>
+    <w:semiHidden/>
+    <w:rsid w:val="00A10FD9"/>
+    <w:rPr>
+      <w:rFonts w:asciiTheme="majorHAnsi" w:cstheme="majorBidi" w:eastAsiaTheme="majorEastAsia" w:hAnsiTheme="majorHAnsi"/>
+      <w:color w:themeColor="accent1" w:themeShade="BF" w:val="0F4761"/>
+      <w:sz w:val="32"/>
+      <w:szCs w:val="32"/>
+    </w:rPr>
+  </w:style>
+  <w:style w:customStyle="1" w:styleId="Heading3Char" w:type="character">
+    <w:name w:val="Heading 3 Char"/>
+    <w:basedOn w:val="DefaultParagraphFont"/>
+    <w:link w:val="Heading3"/>
+    <w:uiPriority w:val="9"/>
+    <w:semiHidden/>
+    <w:rsid w:val="00A10FD9"/>
+    <w:rPr>
+      <w:rFonts w:cstheme="majorBidi" w:eastAsiaTheme="majorEastAsia"/>
+      <w:color w:themeColor="accent1" w:themeShade="BF" w:val="0F4761"/>
+      <w:sz w:val="28"/>
+      <w:szCs w:val="28"/>
+    </w:rPr>
+  </w:style>
+  <w:style w:customStyle="1" w:styleId="Heading4Char" w:type="character">
+    <w:name w:val="Heading 4 Char"/>
+    <w:basedOn w:val="DefaultParagraphFont"/>
+    <w:link w:val="Heading4"/>
+    <w:uiPriority w:val="9"/>
+    <w:semiHidden/>
+    <w:rsid w:val="00A10FD9"/>
+    <w:rPr>
+      <w:rFonts w:cstheme="majorBidi" w:eastAsiaTheme="majorEastAsia"/>
+      <w:i/>
+      <w:iCs/>
+      <w:color w:themeColor="accent1" w:themeShade="BF" w:val="0F4761"/>
+    </w:rPr>
+  </w:style>
+  <w:style w:customStyle="1" w:styleId="Heading5Char" w:type="character">
+    <w:name w:val="Heading 5 Char"/>
+    <w:basedOn w:val="DefaultParagraphFont"/>
+    <w:link w:val="Heading5"/>
+    <w:uiPriority w:val="9"/>
+    <w:semiHidden/>
+    <w:rsid w:val="00A10FD9"/>
+    <w:rPr>
+      <w:rFonts w:cstheme="majorBidi" w:eastAsiaTheme="majorEastAsia"/>
+      <w:color w:themeColor="accent1" w:themeShade="BF" w:val="0F4761"/>
+    </w:rPr>
+  </w:style>
+  <w:style w:customStyle="1" w:styleId="Heading6Char" w:type="character">
+    <w:name w:val="Heading 6 Char"/>
+    <w:basedOn w:val="DefaultParagraphFont"/>
+    <w:link w:val="Heading6"/>
+    <w:uiPriority w:val="9"/>
+    <w:semiHidden/>
+    <w:rsid w:val="00A10FD9"/>
+    <w:rPr>
+      <w:rFonts w:cstheme="majorBidi" w:eastAsiaTheme="majorEastAsia"/>
+      <w:i/>
+      <w:iCs/>
+      <w:color w:themeColor="text1" w:themeTint="A6" w:val="595959"/>
+    </w:rPr>
+  </w:style>
+  <w:style w:customStyle="1" w:styleId="Heading7Char" w:type="character">
+    <w:name w:val="Heading 7 Char"/>
+    <w:basedOn w:val="DefaultParagraphFont"/>
+    <w:link w:val="Heading7"/>
+    <w:uiPriority w:val="9"/>
+    <w:semiHidden/>
+    <w:rsid w:val="00A10FD9"/>
+    <w:rPr>
+      <w:rFonts w:cstheme="majorBidi" w:eastAsiaTheme="majorEastAsia"/>
+      <w:color w:themeColor="text1" w:themeTint="A6" w:val="595959"/>
+    </w:rPr>
+  </w:style>
+  <w:style w:customStyle="1" w:styleId="Heading8Char" w:type="character">
+    <w:name w:val="Heading 8 Char"/>
+    <w:basedOn w:val="DefaultParagraphFont"/>
+    <w:link w:val="Heading8"/>
+    <w:uiPriority w:val="9"/>
+    <w:semiHidden/>
+    <w:rsid w:val="00A10FD9"/>
+    <w:rPr>
+      <w:rFonts w:cstheme="majorBidi" w:eastAsiaTheme="majorEastAsia"/>
+      <w:i/>
+      <w:iCs/>
+      <w:color w:themeColor="text1" w:themeTint="D8" w:val="272727"/>
+    </w:rPr>
+  </w:style>
+  <w:style w:customStyle="1" w:styleId="Heading9Char" w:type="character">
+    <w:name w:val="Heading 9 Char"/>
+    <w:basedOn w:val="DefaultParagraphFont"/>
+    <w:link w:val="Heading9"/>
+    <w:uiPriority w:val="9"/>
+    <w:semiHidden/>
+    <w:rsid w:val="00A10FD9"/>
+    <w:rPr>
+      <w:rFonts w:cstheme="majorBidi" w:eastAsiaTheme="majorEastAsia"/>
+      <w:color w:themeColor="text1" w:themeTint="D8" w:val="272727"/>
     </w:rPr>
   </w:style>
   <w:style w:styleId="BlockText" w:type="paragraph">
@@ -2415,6 +3444,18 @@
     <w:uiPriority w:val="9"/>
     <w:unhideWhenUsed/>
     <w:qFormat/>
+  </w:style>
+  <w:style w:styleId="FootnoteBlockText" w:type="paragraph">
+    <w:name w:val="Footnote Block Text"/>
+    <w:basedOn w:val="FootnoteText"/>
+    <w:next w:val="FootnoteText"/>
+    <w:uiPriority w:val="9"/>
+    <w:unhideWhenUsed/>
+    <w:qFormat/>
+    <w:pPr>
+      <w:spacing w:after="100" w:before="100"/>
+      <w:ind w:firstLine="0" w:left="480" w:right="480"/>
+    </w:pPr>
   </w:style>
   <w:style w:default="1" w:styleId="DefaultParagraphFont" w:type="character">
     <w:name w:val="Default Paragraph Font"/>
@@ -2437,18 +3478,11 @@
       </w:tblCellMar>
     </w:tblPr>
     <w:tblStylePr w:type="firstRow">
-      <w:tblPr>
-        <w:jc w:val="left"/>
-        <w:tblInd w:type="dxa" w:w="0"/>
-      </w:tblPr>
-      <w:trPr>
-        <w:jc w:val="left"/>
-      </w:trPr>
       <w:tcPr>
-        <w:vAlign w:val="bottom"/>
         <w:tcBorders>
           <w:bottom w:val="single"/>
         </w:tcBorders>
+        <w:vAlign w:val="bottom"/>
       </w:tcPr>
     </w:tblStylePr>
   </w:style>
@@ -2563,8 +3597,8 @@
     <w:name w:val="KeywordTok"/>
     <w:basedOn w:val="VerbatimChar"/>
     <w:rPr>
+      <w:b/>
       <w:color w:val="007020"/>
-      <w:b/>
     </w:rPr>
   </w:style>
   <w:style w:type="character" w:customStyle="1" w:styleId="DataTypeTok">
@@ -2641,42 +3675,42 @@
     <w:name w:val="ImportTok"/>
     <w:basedOn w:val="VerbatimChar"/>
     <w:rPr>
+      <w:b/>
       <w:color w:val="008000"/>
-      <w:b/>
     </w:rPr>
   </w:style>
   <w:style w:type="character" w:customStyle="1" w:styleId="CommentTok">
     <w:name w:val="CommentTok"/>
     <w:basedOn w:val="VerbatimChar"/>
     <w:rPr>
+      <w:i/>
       <w:color w:val="60a0b0"/>
-      <w:i/>
     </w:rPr>
   </w:style>
   <w:style w:type="character" w:customStyle="1" w:styleId="DocumentationTok">
     <w:name w:val="DocumentationTok"/>
     <w:basedOn w:val="VerbatimChar"/>
     <w:rPr>
+      <w:i/>
       <w:color w:val="ba2121"/>
-      <w:i/>
     </w:rPr>
   </w:style>
   <w:style w:type="character" w:customStyle="1" w:styleId="AnnotationTok">
     <w:name w:val="AnnotationTok"/>
     <w:basedOn w:val="VerbatimChar"/>
     <w:rPr>
-      <w:color w:val="60a0b0"/>
       <w:b/>
       <w:i/>
+      <w:color w:val="60a0b0"/>
     </w:rPr>
   </w:style>
   <w:style w:type="character" w:customStyle="1" w:styleId="CommentVarTok">
     <w:name w:val="CommentVarTok"/>
     <w:basedOn w:val="VerbatimChar"/>
     <w:rPr>
-      <w:color w:val="60a0b0"/>
       <w:b/>
       <w:i/>
+      <w:color w:val="60a0b0"/>
     </w:rPr>
   </w:style>
   <w:style w:type="character" w:customStyle="1" w:styleId="OtherTok">
@@ -2704,8 +3738,8 @@
     <w:name w:val="ControlFlowTok"/>
     <w:basedOn w:val="VerbatimChar"/>
     <w:rPr>
+      <w:b/>
       <w:color w:val="007020"/>
-      <w:b/>
     </w:rPr>
   </w:style>
   <w:style w:type="character" w:customStyle="1" w:styleId="OperatorTok">
@@ -2750,34 +3784,34 @@
     <w:name w:val="InformationTok"/>
     <w:basedOn w:val="VerbatimChar"/>
     <w:rPr>
-      <w:color w:val="60a0b0"/>
       <w:b/>
       <w:i/>
+      <w:color w:val="60a0b0"/>
     </w:rPr>
   </w:style>
   <w:style w:type="character" w:customStyle="1" w:styleId="WarningTok">
     <w:name w:val="WarningTok"/>
     <w:basedOn w:val="VerbatimChar"/>
     <w:rPr>
-      <w:color w:val="60a0b0"/>
       <w:b/>
       <w:i/>
+      <w:color w:val="60a0b0"/>
     </w:rPr>
   </w:style>
   <w:style w:type="character" w:customStyle="1" w:styleId="AlertTok">
     <w:name w:val="AlertTok"/>
     <w:basedOn w:val="VerbatimChar"/>
     <w:rPr>
+      <w:b/>
       <w:color w:val="ff0000"/>
-      <w:b/>
     </w:rPr>
   </w:style>
   <w:style w:type="character" w:customStyle="1" w:styleId="ErrorTok">
     <w:name w:val="ErrorTok"/>
     <w:basedOn w:val="VerbatimChar"/>
     <w:rPr>
+      <w:b/>
       <w:color w:val="ff0000"/>
-      <w:b/>
     </w:rPr>
   </w:style>
   <w:style w:type="character" w:customStyle="1" w:styleId="NormalTok">
@@ -2799,44 +3833,44 @@
         <a:sysClr val="window" lastClr="FFFFFF"/>
       </a:lt1>
       <a:dk2>
-        <a:srgbClr val="1F497D"/>
+        <a:srgbClr val="0E2841"/>
       </a:dk2>
       <a:lt2>
-        <a:srgbClr val="EEECE1"/>
+        <a:srgbClr val="E8E8E8"/>
       </a:lt2>
       <a:accent1>
-        <a:srgbClr val="4F81BD"/>
+        <a:srgbClr val="156082"/>
       </a:accent1>
       <a:accent2>
-        <a:srgbClr val="C0504D"/>
+        <a:srgbClr val="E97132"/>
       </a:accent2>
       <a:accent3>
-        <a:srgbClr val="9BBB59"/>
+        <a:srgbClr val="196B24"/>
       </a:accent3>
       <a:accent4>
-        <a:srgbClr val="8064A2"/>
+        <a:srgbClr val="0F9ED5"/>
       </a:accent4>
       <a:accent5>
-        <a:srgbClr val="4BACC6"/>
+        <a:srgbClr val="A02B93"/>
       </a:accent5>
       <a:accent6>
-        <a:srgbClr val="F79646"/>
+        <a:srgbClr val="4EA72E"/>
       </a:accent6>
       <a:hlink>
-        <a:srgbClr val="0000FF"/>
+        <a:srgbClr val="467886"/>
       </a:hlink>
       <a:folHlink>
-        <a:srgbClr val="800080"/>
+        <a:srgbClr val="96607D"/>
       </a:folHlink>
     </a:clrScheme>
     <a:fontScheme name="Office">
       <a:majorFont>
-        <a:latin typeface="Calibri"/>
+        <a:latin typeface="Aptos Display" panose="02110004020202020204"/>
         <a:ea typeface=""/>
         <a:cs typeface=""/>
-        <a:font script="Jpan" typeface="ＭＳ ゴシック"/>
+        <a:font script="Jpan" typeface="游ゴシック Light"/>
         <a:font script="Hang" typeface="맑은 고딕"/>
-        <a:font script="Hans" typeface="宋体"/>
+        <a:font script="Hans" typeface="等线 Light"/>
         <a:font script="Hant" typeface="新細明體"/>
         <a:font script="Arab" typeface="Times New Roman"/>
         <a:font script="Hebr" typeface="Times New Roman"/>
@@ -2863,14 +3897,32 @@
         <a:font script="Mong" typeface="Mongolian Baiti"/>
         <a:font script="Viet" typeface="Times New Roman"/>
         <a:font script="Uigh" typeface="Microsoft Uighur"/>
+        <a:font script="Geor" typeface="Sylfaen"/>
+        <a:font script="Armn" typeface="Arial"/>
+        <a:font script="Bugi" typeface="Leelawadee UI"/>
+        <a:font script="Bopo" typeface="Microsoft JhengHei"/>
+        <a:font script="Java" typeface="Javanese Text"/>
+        <a:font script="Lisu" typeface="Segoe UI"/>
+        <a:font script="Mymr" typeface="Myanmar Text"/>
+        <a:font script="Nkoo" typeface="Ebrima"/>
+        <a:font script="Olck" typeface="Nirmala UI"/>
+        <a:font script="Osma" typeface="Ebrima"/>
+        <a:font script="Phag" typeface="Phagspa"/>
+        <a:font script="Syrn" typeface="Estrangelo Edessa"/>
+        <a:font script="Syrj" typeface="Estrangelo Edessa"/>
+        <a:font script="Syre" typeface="Estrangelo Edessa"/>
+        <a:font script="Sora" typeface="Nirmala UI"/>
+        <a:font script="Tale" typeface="Microsoft Tai Le"/>
+        <a:font script="Talu" typeface="Microsoft New Tai Lue"/>
+        <a:font script="Tfng" typeface="Ebrima"/>
       </a:majorFont>
       <a:minorFont>
-        <a:latin typeface="Cambria"/>
+        <a:latin typeface="Aptos" panose="02110004020202020204"/>
         <a:ea typeface=""/>
         <a:cs typeface=""/>
-        <a:font script="Jpan" typeface="ＭＳ 明朝"/>
+        <a:font script="Jpan" typeface="游明朝"/>
         <a:font script="Hang" typeface="맑은 고딕"/>
-        <a:font script="Hans" typeface="宋体"/>
+        <a:font script="Hans" typeface="等线"/>
         <a:font script="Hant" typeface="新細明體"/>
         <a:font script="Arab" typeface="Arial"/>
         <a:font script="Hebr" typeface="Arial"/>
@@ -2897,6 +3949,24 @@
         <a:font script="Mong" typeface="Mongolian Baiti"/>
         <a:font script="Viet" typeface="Arial"/>
         <a:font script="Uigh" typeface="Microsoft Uighur"/>
+        <a:font script="Geor" typeface="Sylfaen"/>
+        <a:font script="Armn" typeface="Arial"/>
+        <a:font script="Bugi" typeface="Leelawadee UI"/>
+        <a:font script="Bopo" typeface="Microsoft JhengHei"/>
+        <a:font script="Java" typeface="Javanese Text"/>
+        <a:font script="Lisu" typeface="Segoe UI"/>
+        <a:font script="Mymr" typeface="Myanmar Text"/>
+        <a:font script="Nkoo" typeface="Ebrima"/>
+        <a:font script="Olck" typeface="Nirmala UI"/>
+        <a:font script="Osma" typeface="Ebrima"/>
+        <a:font script="Phag" typeface="Phagspa"/>
+        <a:font script="Syrn" typeface="Estrangelo Edessa"/>
+        <a:font script="Syrj" typeface="Estrangelo Edessa"/>
+        <a:font script="Syre" typeface="Estrangelo Edessa"/>
+        <a:font script="Sora" typeface="Nirmala UI"/>
+        <a:font script="Tale" typeface="Microsoft Tai Le"/>
+        <a:font script="Talu" typeface="Microsoft New Tai Lue"/>
+        <a:font script="Tfng" typeface="Ebrima"/>
       </a:minorFont>
     </a:fontScheme>
     <a:fmtScheme name="Office">
@@ -2908,200 +3978,141 @@
           <a:gsLst>
             <a:gs pos="0">
               <a:schemeClr val="phClr">
-                <a:tint val="50000"/>
-                <a:satMod val="300000"/>
+                <a:lumMod val="110000"/>
+                <a:satMod val="105000"/>
+                <a:tint val="67000"/>
               </a:schemeClr>
             </a:gs>
-            <a:gs pos="35000">
+            <a:gs pos="50000">
               <a:schemeClr val="phClr">
-                <a:tint val="37000"/>
-                <a:satMod val="300000"/>
+                <a:lumMod val="105000"/>
+                <a:satMod val="103000"/>
+                <a:tint val="73000"/>
               </a:schemeClr>
             </a:gs>
             <a:gs pos="100000">
               <a:schemeClr val="phClr">
-                <a:tint val="15000"/>
-                <a:satMod val="350000"/>
+                <a:lumMod val="105000"/>
+                <a:satMod val="109000"/>
+                <a:tint val="81000"/>
               </a:schemeClr>
             </a:gs>
           </a:gsLst>
-          <a:lin ang="16200000" scaled="1"/>
+          <a:lin ang="5400000" scaled="0"/>
         </a:gradFill>
         <a:gradFill rotWithShape="1">
           <a:gsLst>
             <a:gs pos="0">
               <a:schemeClr val="phClr">
-                <a:tint val="100000"/>
+                <a:satMod val="103000"/>
+                <a:lumMod val="102000"/>
+                <a:tint val="94000"/>
+              </a:schemeClr>
+            </a:gs>
+            <a:gs pos="50000">
+              <a:schemeClr val="phClr">
+                <a:satMod val="110000"/>
+                <a:lumMod val="100000"/>
                 <a:shade val="100000"/>
-                <a:satMod val="130000"/>
               </a:schemeClr>
             </a:gs>
             <a:gs pos="100000">
               <a:schemeClr val="phClr">
-                <a:tint val="50000"/>
-                <a:shade val="100000"/>
-                <a:satMod val="350000"/>
+                <a:lumMod val="99000"/>
+                <a:satMod val="120000"/>
+                <a:shade val="78000"/>
               </a:schemeClr>
             </a:gs>
           </a:gsLst>
-          <a:lin ang="16200000" scaled="0"/>
+          <a:lin ang="5400000" scaled="0"/>
         </a:gradFill>
       </a:fillStyleLst>
       <a:lnStyleLst>
-        <a:ln w="9525" cap="flat" cmpd="sng" algn="ctr">
-          <a:solidFill>
-            <a:schemeClr val="phClr">
-              <a:shade val="95000"/>
-              <a:satMod val="105000"/>
-            </a:schemeClr>
-          </a:solidFill>
-          <a:prstDash val="solid"/>
-        </a:ln>
-        <a:ln w="25400" cap="flat" cmpd="sng" algn="ctr">
+        <a:ln w="6350" cap="flat" cmpd="sng" algn="ctr">
           <a:solidFill>
             <a:schemeClr val="phClr"/>
           </a:solidFill>
           <a:prstDash val="solid"/>
+          <a:miter lim="800000"/>
         </a:ln>
-        <a:ln w="38100" cap="flat" cmpd="sng" algn="ctr">
+        <a:ln w="12700" cap="flat" cmpd="sng" algn="ctr">
           <a:solidFill>
             <a:schemeClr val="phClr"/>
           </a:solidFill>
           <a:prstDash val="solid"/>
+          <a:miter lim="800000"/>
+        </a:ln>
+        <a:ln w="19050" cap="flat" cmpd="sng" algn="ctr">
+          <a:solidFill>
+            <a:schemeClr val="phClr"/>
+          </a:solidFill>
+          <a:prstDash val="solid"/>
+          <a:miter lim="800000"/>
         </a:ln>
       </a:lnStyleLst>
       <a:effectStyleLst>
         <a:effectStyle>
+          <a:effectLst/>
+        </a:effectStyle>
+        <a:effectStyle>
+          <a:effectLst/>
+        </a:effectStyle>
+        <a:effectStyle>
           <a:effectLst>
-            <a:outerShdw blurRad="40000" dist="20000" dir="5400000" rotWithShape="0">
+            <a:outerShdw blurRad="57150" dist="19050" dir="5400000" algn="ctr" rotWithShape="0">
               <a:srgbClr val="000000">
-                <a:alpha val="38000"/>
+                <a:alpha val="63000"/>
               </a:srgbClr>
             </a:outerShdw>
           </a:effectLst>
-        </a:effectStyle>
-        <a:effectStyle>
-          <a:effectLst>
-            <a:outerShdw blurRad="40000" dist="23000" dir="5400000" rotWithShape="0">
-              <a:srgbClr val="000000">
-                <a:alpha val="35000"/>
-              </a:srgbClr>
-            </a:outerShdw>
-          </a:effectLst>
-        </a:effectStyle>
-        <a:effectStyle>
-          <a:effectLst>
-            <a:outerShdw blurRad="40000" dist="23000" dir="5400000" rotWithShape="0">
-              <a:srgbClr val="000000">
-                <a:alpha val="35000"/>
-              </a:srgbClr>
-            </a:outerShdw>
-          </a:effectLst>
-          <a:scene3d>
-            <a:camera prst="orthographicFront">
-              <a:rot lat="0" lon="0" rev="0"/>
-            </a:camera>
-            <a:lightRig rig="threePt" dir="t">
-              <a:rot lat="0" lon="0" rev="1200000"/>
-            </a:lightRig>
-          </a:scene3d>
-          <a:sp3d>
-            <a:bevelT w="63500" h="25400"/>
-          </a:sp3d>
         </a:effectStyle>
       </a:effectStyleLst>
       <a:bgFillStyleLst>
         <a:solidFill>
           <a:schemeClr val="phClr"/>
         </a:solidFill>
+        <a:solidFill>
+          <a:schemeClr val="phClr">
+            <a:tint val="95000"/>
+            <a:satMod val="170000"/>
+          </a:schemeClr>
+        </a:solidFill>
         <a:gradFill rotWithShape="1">
           <a:gsLst>
             <a:gs pos="0">
               <a:schemeClr val="phClr">
-                <a:tint val="40000"/>
-                <a:satMod val="350000"/>
+                <a:tint val="93000"/>
+                <a:satMod val="150000"/>
+                <a:shade val="98000"/>
+                <a:lumMod val="102000"/>
               </a:schemeClr>
             </a:gs>
-            <a:gs pos="40000">
+            <a:gs pos="50000">
               <a:schemeClr val="phClr">
-                <a:tint val="45000"/>
-                <a:shade val="99000"/>
-                <a:satMod val="350000"/>
+                <a:tint val="98000"/>
+                <a:satMod val="130000"/>
+                <a:shade val="90000"/>
+                <a:lumMod val="103000"/>
               </a:schemeClr>
             </a:gs>
             <a:gs pos="100000">
               <a:schemeClr val="phClr">
-                <a:shade val="20000"/>
-                <a:satMod val="255000"/>
+                <a:shade val="63000"/>
+                <a:satMod val="120000"/>
               </a:schemeClr>
             </a:gs>
           </a:gsLst>
-          <a:path path="circle">
-            <a:fillToRect l="50000" t="-80000" r="50000" b="180000"/>
-          </a:path>
-        </a:gradFill>
-        <a:gradFill rotWithShape="1">
-          <a:gsLst>
-            <a:gs pos="0">
-              <a:schemeClr val="phClr">
-                <a:tint val="80000"/>
-                <a:satMod val="300000"/>
-              </a:schemeClr>
-            </a:gs>
-            <a:gs pos="100000">
-              <a:schemeClr val="phClr">
-                <a:shade val="30000"/>
-                <a:satMod val="200000"/>
-              </a:schemeClr>
-            </a:gs>
-          </a:gsLst>
-          <a:path path="circle">
-            <a:fillToRect l="50000" t="50000" r="50000" b="50000"/>
-          </a:path>
+          <a:lin ang="5400000" scaled="0"/>
         </a:gradFill>
       </a:bgFillStyleLst>
     </a:fmtScheme>
   </a:themeElements>
-  <a:objectDefaults>
-    <a:spDef>
-      <a:spPr/>
-      <a:bodyPr/>
-      <a:lstStyle/>
-      <a:style>
-        <a:lnRef idx="1">
-          <a:schemeClr val="accent1"/>
-        </a:lnRef>
-        <a:fillRef idx="3">
-          <a:schemeClr val="accent1"/>
-        </a:fillRef>
-        <a:effectRef idx="2">
-          <a:schemeClr val="accent1"/>
-        </a:effectRef>
-        <a:fontRef idx="minor">
-          <a:schemeClr val="lt1"/>
-        </a:fontRef>
-      </a:style>
-    </a:spDef>
-    <a:lnDef>
-      <a:spPr/>
-      <a:bodyPr/>
-      <a:lstStyle/>
-      <a:style>
-        <a:lnRef idx="2">
-          <a:schemeClr val="accent1"/>
-        </a:lnRef>
-        <a:fillRef idx="0">
-          <a:schemeClr val="accent1"/>
-        </a:fillRef>
-        <a:effectRef idx="1">
-          <a:schemeClr val="accent1"/>
-        </a:effectRef>
-        <a:fontRef idx="minor">
-          <a:schemeClr val="tx1"/>
-        </a:fontRef>
-      </a:style>
-    </a:lnDef>
-  </a:objectDefaults>
+  <a:objectDefaults/>
   <a:extraClrSchemeLst/>
+  <a:extLst>
+    <a:ext uri="{05A4C25C-085E-4340-85A3-A5531E510DB2}">
+      <thm15:themeFamily xmlns:thm15="http://schemas.microsoft.com/office/thememl/2012/main" name="Office Theme" id="{2E142A2C-CD16-42D6-873A-C26D2A0506FA}" vid="{1BDDFF52-6CD6-40A5-AB3C-68EB2F1E4D0A}"/>
+    </a:ext>
+  </a:extLst>
 </a:theme>
 </file>